--- a/Python/Top10_Python_Fabric_Interview.docx
+++ b/Python/Top10_Python_Fabric_Interview.docx
@@ -118,7 +118,15 @@
       </w:r>
       <w:proofErr w:type="spellEnd"/>
       <w:r>
-        <w:t xml:space="preserve"> DataFrame Operations</w:t>
+        <w:t xml:space="preserve"> </w:t>
+      </w:r>
+      <w:proofErr w:type="spellStart"/>
+      <w:r>
+        <w:t>DataFrame</w:t>
+      </w:r>
+      <w:proofErr w:type="spellEnd"/>
+      <w:r>
+        <w:t xml:space="preserve"> Operations</w:t>
       </w:r>
     </w:p>
     <w:p>
@@ -301,16 +309,7 @@
                 <w:sz w:val="18"/>
                 <w:szCs w:val="18"/>
               </w:rPr>
-              <w:t>df = spark.read.format("parquet").load("path/to/file.parquet")</w:t>
-            </w:r>
-            <w:r>
-              <w:rPr>
-                <w:rFonts w:ascii="Courier New" w:eastAsia="Courier New" w:hAnsi="Courier New" w:cs="Courier New"/>
-                <w:color w:val="156082" w:themeColor="accent1"/>
-                <w:sz w:val="18"/>
-                <w:szCs w:val="18"/>
-              </w:rPr>
-              <w:t>or</w:t>
+              <w:t>df = spark.read.format("parquet").load("path/to/file.parquet")or</w:t>
             </w:r>
           </w:p>
           <w:p>
@@ -1117,43 +1116,7 @@
                 <w:sz w:val="18"/>
                 <w:szCs w:val="18"/>
               </w:rPr>
-              <w:t>df.write.format("parquet"</w:t>
-            </w:r>
-            <w:r>
-              <w:rPr>
-                <w:rFonts w:ascii="Courier New" w:eastAsia="Courier New" w:hAnsi="Courier New" w:cs="Courier New"/>
-                <w:color w:val="156082" w:themeColor="accent1"/>
-                <w:sz w:val="18"/>
-                <w:szCs w:val="18"/>
-              </w:rPr>
-              <w:t>)</w:t>
-            </w:r>
-            <w:r>
-              <w:rPr>
-                <w:rFonts w:ascii="Courier New" w:eastAsia="Courier New" w:hAnsi="Courier New" w:cs="Courier New"/>
-                <w:color w:val="156082" w:themeColor="accent1"/>
-                <w:sz w:val="18"/>
-                <w:szCs w:val="18"/>
-              </w:rPr>
-              <w:t>.mode("overwrite</w:t>
-            </w:r>
-            <w:r>
-              <w:rPr>
-                <w:rFonts w:ascii="Courier New" w:eastAsia="Courier New" w:hAnsi="Courier New" w:cs="Courier New"/>
-                <w:color w:val="156082" w:themeColor="accent1"/>
-                <w:sz w:val="18"/>
-                <w:szCs w:val="18"/>
-              </w:rPr>
-              <w:t>/append</w:t>
-            </w:r>
-            <w:r>
-              <w:rPr>
-                <w:rFonts w:ascii="Courier New" w:eastAsia="Courier New" w:hAnsi="Courier New" w:cs="Courier New"/>
-                <w:color w:val="156082" w:themeColor="accent1"/>
-                <w:sz w:val="18"/>
-                <w:szCs w:val="18"/>
-              </w:rPr>
-              <w:t>").save("path/to/output/folder")</w:t>
+              <w:t>df.write.format("parquet").mode("overwrite/append").save("path/to/output/folder")</w:t>
             </w:r>
             <w:r>
               <w:rPr>
@@ -1193,25 +1156,7 @@
                 <w:sz w:val="18"/>
                 <w:szCs w:val="18"/>
               </w:rPr>
-              <w:t>df.write.format("delta").mode("overwrite</w:t>
-            </w:r>
-            <w:r>
-              <w:rPr>
-                <w:rFonts w:ascii="Courier New" w:eastAsia="Courier New" w:hAnsi="Courier New" w:cs="Courier New"/>
-                <w:color w:val="156082" w:themeColor="accent1"/>
-                <w:sz w:val="18"/>
-                <w:szCs w:val="18"/>
-              </w:rPr>
-              <w:t>/append</w:t>
-            </w:r>
-            <w:r>
-              <w:rPr>
-                <w:rFonts w:ascii="Courier New" w:eastAsia="Courier New" w:hAnsi="Courier New" w:cs="Courier New"/>
-                <w:color w:val="156082" w:themeColor="accent1"/>
-                <w:sz w:val="18"/>
-                <w:szCs w:val="18"/>
-              </w:rPr>
-              <w:t>").save("path/to/delta-folder")</w:t>
+              <w:t>df.write.format("delta").mode("overwrite/append").save("path/to/delta-folder")</w:t>
             </w:r>
           </w:p>
           <w:p>
@@ -1545,37 +1490,52 @@
               <w:ind w:left="360"/>
             </w:pPr>
           </w:p>
-        </w:tc>
-      </w:tr>
-      <w:tr>
-        <w:tc>
-          <w:tcPr>
-            <w:tcW w:w="9026" w:type="dxa"/>
-            <w:tcBorders>
-              <w:top w:val="none" w:sz="0" w:space="0" w:color="FFFFFF"/>
-              <w:left w:val="none" w:sz="0" w:space="0" w:color="FFFFFF"/>
-              <w:bottom w:val="none" w:sz="0" w:space="0" w:color="FFFFFF"/>
-              <w:right w:val="none" w:sz="0" w:space="0" w:color="FFFFFF"/>
-            </w:tcBorders>
-            <w:shd w:val="clear" w:color="auto" w:fill="F2F2F2"/>
-            <w:tcMar>
-              <w:top w:w="0" w:type="dxa"/>
-              <w:left w:w="200" w:type="dxa"/>
-              <w:bottom w:w="0" w:type="dxa"/>
-              <w:right w:w="200" w:type="dxa"/>
-            </w:tcMar>
-          </w:tcPr>
-          <w:p>
-            <w:pPr>
-              <w:ind w:left="360"/>
-            </w:pPr>
-            <w:r>
-              <w:rPr>
-                <w:rFonts w:ascii="Courier New" w:eastAsia="Courier New" w:hAnsi="Courier New" w:cs="Courier New"/>
-                <w:color w:val="1A1A2E"/>
-                <w:sz w:val="18"/>
-                <w:szCs w:val="18"/>
-              </w:rPr>
+          <w:p>
+            <w:pPr>
+              <w:ind w:left="360"/>
+            </w:pPr>
+          </w:p>
+          <w:p>
+            <w:pPr>
+              <w:ind w:left="360"/>
+            </w:pPr>
+          </w:p>
+        </w:tc>
+      </w:tr>
+      <w:tr>
+        <w:tc>
+          <w:tcPr>
+            <w:tcW w:w="9026" w:type="dxa"/>
+            <w:tcBorders>
+              <w:top w:val="none" w:sz="0" w:space="0" w:color="FFFFFF"/>
+              <w:left w:val="none" w:sz="0" w:space="0" w:color="FFFFFF"/>
+              <w:bottom w:val="none" w:sz="0" w:space="0" w:color="FFFFFF"/>
+              <w:right w:val="none" w:sz="0" w:space="0" w:color="FFFFFF"/>
+            </w:tcBorders>
+            <w:shd w:val="clear" w:color="auto" w:fill="F2F2F2"/>
+            <w:tcMar>
+              <w:top w:w="0" w:type="dxa"/>
+              <w:left w:w="200" w:type="dxa"/>
+              <w:bottom w:w="0" w:type="dxa"/>
+              <w:right w:w="200" w:type="dxa"/>
+            </w:tcMar>
+          </w:tcPr>
+          <w:p>
+            <w:pPr>
+              <w:ind w:left="360"/>
+              <w:rPr>
+                <w:sz w:val="16"/>
+                <w:szCs w:val="16"/>
+              </w:rPr>
+            </w:pPr>
+            <w:r>
+              <w:rPr>
+                <w:rFonts w:ascii="Courier New" w:eastAsia="Courier New" w:hAnsi="Courier New" w:cs="Courier New"/>
+                <w:color w:val="1A1A2E"/>
+                <w:sz w:val="16"/>
+                <w:szCs w:val="16"/>
+              </w:rPr>
+              <w:lastRenderedPageBreak/>
               <w:t>df_windowed = df</w:t>
             </w:r>
           </w:p>
@@ -1602,152 +1562,497 @@
           <w:p>
             <w:pPr>
               <w:ind w:left="360"/>
-            </w:pPr>
-            <w:r>
-              <w:rPr>
-                <w:rFonts w:ascii="Courier New" w:eastAsia="Courier New" w:hAnsi="Courier New" w:cs="Courier New"/>
-                <w:color w:val="1A1A2E"/>
-                <w:sz w:val="18"/>
-                <w:szCs w:val="18"/>
-              </w:rPr>
-              <w:t xml:space="preserve">    .withColumn('row_num',       F.row_number().over(window_by_customer))</w:t>
-            </w:r>
-          </w:p>
-        </w:tc>
-      </w:tr>
-      <w:tr>
-        <w:tc>
-          <w:tcPr>
-            <w:tcW w:w="9026" w:type="dxa"/>
-            <w:tcBorders>
-              <w:top w:val="none" w:sz="0" w:space="0" w:color="FFFFFF"/>
-              <w:left w:val="none" w:sz="0" w:space="0" w:color="FFFFFF"/>
-              <w:bottom w:val="none" w:sz="0" w:space="0" w:color="FFFFFF"/>
-              <w:right w:val="none" w:sz="0" w:space="0" w:color="FFFFFF"/>
-            </w:tcBorders>
-            <w:shd w:val="clear" w:color="auto" w:fill="F2F2F2"/>
-            <w:tcMar>
-              <w:top w:w="0" w:type="dxa"/>
-              <w:left w:w="200" w:type="dxa"/>
-              <w:bottom w:w="0" w:type="dxa"/>
-              <w:right w:w="200" w:type="dxa"/>
-            </w:tcMar>
-          </w:tcPr>
-          <w:p>
-            <w:pPr>
-              <w:ind w:left="360"/>
-            </w:pPr>
-            <w:r>
-              <w:rPr>
-                <w:rFonts w:ascii="Courier New" w:eastAsia="Courier New" w:hAnsi="Courier New" w:cs="Courier New"/>
-                <w:color w:val="1A1A2E"/>
-                <w:sz w:val="18"/>
-                <w:szCs w:val="18"/>
-              </w:rPr>
-              <w:lastRenderedPageBreak/>
-              <w:t xml:space="preserve">    .withColumn('sales_rank',    F.rank().over(window_rank))</w:t>
-            </w:r>
-          </w:p>
-        </w:tc>
-      </w:tr>
-      <w:tr>
-        <w:tc>
-          <w:tcPr>
-            <w:tcW w:w="9026" w:type="dxa"/>
-            <w:tcBorders>
-              <w:top w:val="none" w:sz="0" w:space="0" w:color="FFFFFF"/>
-              <w:left w:val="none" w:sz="0" w:space="0" w:color="FFFFFF"/>
-              <w:bottom w:val="none" w:sz="0" w:space="0" w:color="FFFFFF"/>
-              <w:right w:val="none" w:sz="0" w:space="0" w:color="FFFFFF"/>
-            </w:tcBorders>
-            <w:shd w:val="clear" w:color="auto" w:fill="F2F2F2"/>
-            <w:tcMar>
-              <w:top w:w="0" w:type="dxa"/>
-              <w:left w:w="200" w:type="dxa"/>
-              <w:bottom w:w="0" w:type="dxa"/>
-              <w:right w:w="200" w:type="dxa"/>
-            </w:tcMar>
-          </w:tcPr>
-          <w:p>
-            <w:pPr>
-              <w:ind w:left="360"/>
-            </w:pPr>
-            <w:r>
-              <w:rPr>
-                <w:rFonts w:ascii="Courier New" w:eastAsia="Courier New" w:hAnsi="Courier New" w:cs="Courier New"/>
-                <w:color w:val="1A1A2E"/>
-                <w:sz w:val="18"/>
-                <w:szCs w:val="18"/>
-              </w:rPr>
-              <w:t xml:space="preserve">    .withColumn('running_total', F.sum('amount').over(window_running))</w:t>
-            </w:r>
-          </w:p>
-        </w:tc>
-      </w:tr>
-      <w:tr>
-        <w:tc>
-          <w:tcPr>
-            <w:tcW w:w="9026" w:type="dxa"/>
-            <w:tcBorders>
-              <w:top w:val="none" w:sz="0" w:space="0" w:color="FFFFFF"/>
-              <w:left w:val="none" w:sz="0" w:space="0" w:color="FFFFFF"/>
-              <w:bottom w:val="none" w:sz="0" w:space="0" w:color="FFFFFF"/>
-              <w:right w:val="none" w:sz="0" w:space="0" w:color="FFFFFF"/>
-            </w:tcBorders>
-            <w:shd w:val="clear" w:color="auto" w:fill="F2F2F2"/>
-            <w:tcMar>
-              <w:top w:w="0" w:type="dxa"/>
-              <w:left w:w="200" w:type="dxa"/>
-              <w:bottom w:w="0" w:type="dxa"/>
-              <w:right w:w="200" w:type="dxa"/>
-            </w:tcMar>
-          </w:tcPr>
-          <w:p>
-            <w:pPr>
-              <w:ind w:left="360"/>
-            </w:pPr>
-            <w:r>
-              <w:rPr>
-                <w:rFonts w:ascii="Courier New" w:eastAsia="Courier New" w:hAnsi="Courier New" w:cs="Courier New"/>
-                <w:color w:val="1A1A2E"/>
-                <w:sz w:val="18"/>
-                <w:szCs w:val="18"/>
-              </w:rPr>
-              <w:t xml:space="preserve">    .withColumn('prev_sale',     F.lag('amount', 1).over(window_by_customer))</w:t>
-            </w:r>
-          </w:p>
-        </w:tc>
-      </w:tr>
-      <w:tr>
-        <w:tc>
-          <w:tcPr>
-            <w:tcW w:w="9026" w:type="dxa"/>
-            <w:tcBorders>
-              <w:top w:val="none" w:sz="0" w:space="0" w:color="FFFFFF"/>
-              <w:left w:val="none" w:sz="0" w:space="0" w:color="FFFFFF"/>
-              <w:bottom w:val="none" w:sz="0" w:space="0" w:color="FFFFFF"/>
-              <w:right w:val="none" w:sz="0" w:space="0" w:color="FFFFFF"/>
-            </w:tcBorders>
-            <w:shd w:val="clear" w:color="auto" w:fill="F2F2F2"/>
-            <w:tcMar>
-              <w:top w:w="0" w:type="dxa"/>
-              <w:left w:w="200" w:type="dxa"/>
-              <w:bottom w:w="0" w:type="dxa"/>
-              <w:right w:w="200" w:type="dxa"/>
-            </w:tcMar>
-          </w:tcPr>
-          <w:p>
-            <w:pPr>
-              <w:ind w:left="360"/>
-            </w:pPr>
-            <w:r>
-              <w:rPr>
-                <w:rFonts w:ascii="Courier New" w:eastAsia="Courier New" w:hAnsi="Courier New" w:cs="Courier New"/>
-                <w:color w:val="1A1A2E"/>
-                <w:sz w:val="18"/>
-                <w:szCs w:val="18"/>
-              </w:rPr>
-              <w:t xml:space="preserve">    .withColumn('next_sale',     F.lead('amount', 1).over(window_by_customer))</w:t>
+              <w:rPr>
+                <w:sz w:val="16"/>
+                <w:szCs w:val="16"/>
+              </w:rPr>
+            </w:pPr>
+            <w:r>
+              <w:rPr>
+                <w:rFonts w:ascii="Courier New" w:eastAsia="Courier New" w:hAnsi="Courier New" w:cs="Courier New"/>
+                <w:color w:val="1A1A2E"/>
+                <w:sz w:val="16"/>
+                <w:szCs w:val="16"/>
+              </w:rPr>
+              <w:t xml:space="preserve">    </w:t>
+            </w:r>
+            <w:r>
+              <w:rPr>
+                <w:rFonts w:ascii="Courier New" w:eastAsia="Courier New" w:hAnsi="Courier New" w:cs="Courier New"/>
+                <w:color w:val="1A1A2E"/>
+                <w:sz w:val="16"/>
+                <w:szCs w:val="16"/>
+              </w:rPr>
+              <w:t>. withColumn (</w:t>
+            </w:r>
+            <w:r>
+              <w:rPr>
+                <w:rFonts w:ascii="Courier New" w:eastAsia="Courier New" w:hAnsi="Courier New" w:cs="Courier New"/>
+                <w:color w:val="1A1A2E"/>
+                <w:sz w:val="16"/>
+                <w:szCs w:val="16"/>
+              </w:rPr>
+              <w:t>'row_num</w:t>
+            </w:r>
+            <w:proofErr w:type="gramStart"/>
+            <w:r>
+              <w:rPr>
+                <w:rFonts w:ascii="Courier New" w:eastAsia="Courier New" w:hAnsi="Courier New" w:cs="Courier New"/>
+                <w:color w:val="1A1A2E"/>
+                <w:sz w:val="16"/>
+                <w:szCs w:val="16"/>
+              </w:rPr>
+              <w:t>’,</w:t>
+            </w:r>
+            <w:r>
+              <w:rPr>
+                <w:rFonts w:ascii="Courier New" w:eastAsia="Courier New" w:hAnsi="Courier New" w:cs="Courier New"/>
+                <w:color w:val="1A1A2E"/>
+                <w:sz w:val="16"/>
+                <w:szCs w:val="16"/>
+              </w:rPr>
+              <w:t>F.row</w:t>
+            </w:r>
+            <w:proofErr w:type="gramEnd"/>
+            <w:r>
+              <w:rPr>
+                <w:rFonts w:ascii="Courier New" w:eastAsia="Courier New" w:hAnsi="Courier New" w:cs="Courier New"/>
+                <w:color w:val="1A1A2E"/>
+                <w:sz w:val="16"/>
+                <w:szCs w:val="16"/>
+              </w:rPr>
+              <w:t>_number().over(window_by_customer))</w:t>
+            </w:r>
+          </w:p>
+        </w:tc>
+      </w:tr>
+      <w:tr>
+        <w:tc>
+          <w:tcPr>
+            <w:tcW w:w="9026" w:type="dxa"/>
+            <w:tcBorders>
+              <w:top w:val="none" w:sz="0" w:space="0" w:color="FFFFFF"/>
+              <w:left w:val="none" w:sz="0" w:space="0" w:color="FFFFFF"/>
+              <w:bottom w:val="none" w:sz="0" w:space="0" w:color="FFFFFF"/>
+              <w:right w:val="none" w:sz="0" w:space="0" w:color="FFFFFF"/>
+            </w:tcBorders>
+            <w:shd w:val="clear" w:color="auto" w:fill="F2F2F2"/>
+            <w:tcMar>
+              <w:top w:w="0" w:type="dxa"/>
+              <w:left w:w="200" w:type="dxa"/>
+              <w:bottom w:w="0" w:type="dxa"/>
+              <w:right w:w="200" w:type="dxa"/>
+            </w:tcMar>
+          </w:tcPr>
+          <w:p>
+            <w:pPr>
+              <w:ind w:left="360"/>
+              <w:rPr>
+                <w:sz w:val="16"/>
+                <w:szCs w:val="16"/>
+              </w:rPr>
+            </w:pPr>
+            <w:r>
+              <w:rPr>
+                <w:rFonts w:ascii="Courier New" w:eastAsia="Courier New" w:hAnsi="Courier New" w:cs="Courier New"/>
+                <w:color w:val="1A1A2E"/>
+                <w:sz w:val="16"/>
+                <w:szCs w:val="16"/>
+              </w:rPr>
+              <w:t xml:space="preserve">    </w:t>
+            </w:r>
+            <w:r>
+              <w:rPr>
+                <w:rFonts w:ascii="Courier New" w:eastAsia="Courier New" w:hAnsi="Courier New" w:cs="Courier New"/>
+                <w:color w:val="1A1A2E"/>
+                <w:sz w:val="16"/>
+                <w:szCs w:val="16"/>
+              </w:rPr>
+              <w:t>. withColumn (</w:t>
+            </w:r>
+            <w:r>
+              <w:rPr>
+                <w:rFonts w:ascii="Courier New" w:eastAsia="Courier New" w:hAnsi="Courier New" w:cs="Courier New"/>
+                <w:color w:val="1A1A2E"/>
+                <w:sz w:val="16"/>
+                <w:szCs w:val="16"/>
+              </w:rPr>
+              <w:t>'sales_rank</w:t>
+            </w:r>
+            <w:r>
+              <w:rPr>
+                <w:rFonts w:ascii="Courier New" w:eastAsia="Courier New" w:hAnsi="Courier New" w:cs="Courier New"/>
+                <w:color w:val="1A1A2E"/>
+                <w:sz w:val="16"/>
+                <w:szCs w:val="16"/>
+              </w:rPr>
+              <w:t xml:space="preserve">’, </w:t>
+            </w:r>
+            <w:r>
+              <w:rPr>
+                <w:rFonts w:ascii="Courier New" w:eastAsia="Courier New" w:hAnsi="Courier New" w:cs="Courier New"/>
+                <w:color w:val="1A1A2E"/>
+                <w:sz w:val="16"/>
+                <w:szCs w:val="16"/>
+              </w:rPr>
+              <w:t>F.rank(</w:t>
+            </w:r>
+            <w:r>
+              <w:rPr>
+                <w:rFonts w:ascii="Courier New" w:eastAsia="Courier New" w:hAnsi="Courier New" w:cs="Courier New"/>
+                <w:color w:val="1A1A2E"/>
+                <w:sz w:val="16"/>
+                <w:szCs w:val="16"/>
+              </w:rPr>
+              <w:t>). over</w:t>
+            </w:r>
+            <w:r>
+              <w:rPr>
+                <w:rFonts w:ascii="Courier New" w:eastAsia="Courier New" w:hAnsi="Courier New" w:cs="Courier New"/>
+                <w:color w:val="1A1A2E"/>
+                <w:sz w:val="16"/>
+                <w:szCs w:val="16"/>
+              </w:rPr>
+              <w:t>(window_rank))</w:t>
+            </w:r>
+          </w:p>
+        </w:tc>
+      </w:tr>
+      <w:tr>
+        <w:tc>
+          <w:tcPr>
+            <w:tcW w:w="9026" w:type="dxa"/>
+            <w:tcBorders>
+              <w:top w:val="none" w:sz="0" w:space="0" w:color="FFFFFF"/>
+              <w:left w:val="none" w:sz="0" w:space="0" w:color="FFFFFF"/>
+              <w:bottom w:val="none" w:sz="0" w:space="0" w:color="FFFFFF"/>
+              <w:right w:val="none" w:sz="0" w:space="0" w:color="FFFFFF"/>
+            </w:tcBorders>
+            <w:shd w:val="clear" w:color="auto" w:fill="F2F2F2"/>
+            <w:tcMar>
+              <w:top w:w="0" w:type="dxa"/>
+              <w:left w:w="200" w:type="dxa"/>
+              <w:bottom w:w="0" w:type="dxa"/>
+              <w:right w:w="200" w:type="dxa"/>
+            </w:tcMar>
+          </w:tcPr>
+          <w:p>
+            <w:pPr>
+              <w:ind w:left="360"/>
+              <w:rPr>
+                <w:sz w:val="16"/>
+                <w:szCs w:val="16"/>
+              </w:rPr>
+            </w:pPr>
+            <w:r>
+              <w:rPr>
+                <w:rFonts w:ascii="Courier New" w:eastAsia="Courier New" w:hAnsi="Courier New" w:cs="Courier New"/>
+                <w:color w:val="1A1A2E"/>
+                <w:sz w:val="16"/>
+                <w:szCs w:val="16"/>
+              </w:rPr>
+              <w:t xml:space="preserve">    </w:t>
+            </w:r>
+            <w:r>
+              <w:rPr>
+                <w:rFonts w:ascii="Courier New" w:eastAsia="Courier New" w:hAnsi="Courier New" w:cs="Courier New"/>
+                <w:color w:val="1A1A2E"/>
+                <w:sz w:val="16"/>
+                <w:szCs w:val="16"/>
+              </w:rPr>
+              <w:t>. withColumn (</w:t>
+            </w:r>
+            <w:r>
+              <w:rPr>
+                <w:rFonts w:ascii="Courier New" w:eastAsia="Courier New" w:hAnsi="Courier New" w:cs="Courier New"/>
+                <w:color w:val="1A1A2E"/>
+                <w:sz w:val="16"/>
+                <w:szCs w:val="16"/>
+              </w:rPr>
+              <w:t xml:space="preserve">'running_total', </w:t>
+            </w:r>
+            <w:proofErr w:type="spellStart"/>
+            <w:r>
+              <w:rPr>
+                <w:rFonts w:ascii="Courier New" w:eastAsia="Courier New" w:hAnsi="Courier New" w:cs="Courier New"/>
+                <w:color w:val="1A1A2E"/>
+                <w:sz w:val="16"/>
+                <w:szCs w:val="16"/>
+              </w:rPr>
+              <w:t>F.sum</w:t>
+            </w:r>
+            <w:proofErr w:type="spellEnd"/>
+            <w:r>
+              <w:rPr>
+                <w:rFonts w:ascii="Courier New" w:eastAsia="Courier New" w:hAnsi="Courier New" w:cs="Courier New"/>
+                <w:color w:val="1A1A2E"/>
+                <w:sz w:val="16"/>
+                <w:szCs w:val="16"/>
+              </w:rPr>
+              <w:t>('amount'</w:t>
+            </w:r>
+            <w:proofErr w:type="gramStart"/>
+            <w:r>
+              <w:rPr>
+                <w:rFonts w:ascii="Courier New" w:eastAsia="Courier New" w:hAnsi="Courier New" w:cs="Courier New"/>
+                <w:color w:val="1A1A2E"/>
+                <w:sz w:val="16"/>
+                <w:szCs w:val="16"/>
+              </w:rPr>
+              <w:t>).over</w:t>
+            </w:r>
+            <w:proofErr w:type="gramEnd"/>
+            <w:r>
+              <w:rPr>
+                <w:rFonts w:ascii="Courier New" w:eastAsia="Courier New" w:hAnsi="Courier New" w:cs="Courier New"/>
+                <w:color w:val="1A1A2E"/>
+                <w:sz w:val="16"/>
+                <w:szCs w:val="16"/>
+              </w:rPr>
+              <w:t>(window_running))</w:t>
+            </w:r>
+          </w:p>
+        </w:tc>
+      </w:tr>
+      <w:tr>
+        <w:tc>
+          <w:tcPr>
+            <w:tcW w:w="9026" w:type="dxa"/>
+            <w:tcBorders>
+              <w:top w:val="none" w:sz="0" w:space="0" w:color="FFFFFF"/>
+              <w:left w:val="none" w:sz="0" w:space="0" w:color="FFFFFF"/>
+              <w:bottom w:val="none" w:sz="0" w:space="0" w:color="FFFFFF"/>
+              <w:right w:val="none" w:sz="0" w:space="0" w:color="FFFFFF"/>
+            </w:tcBorders>
+            <w:shd w:val="clear" w:color="auto" w:fill="F2F2F2"/>
+            <w:tcMar>
+              <w:top w:w="0" w:type="dxa"/>
+              <w:left w:w="200" w:type="dxa"/>
+              <w:bottom w:w="0" w:type="dxa"/>
+              <w:right w:w="200" w:type="dxa"/>
+            </w:tcMar>
+          </w:tcPr>
+          <w:p>
+            <w:pPr>
+              <w:ind w:left="360"/>
+              <w:rPr>
+                <w:sz w:val="16"/>
+                <w:szCs w:val="16"/>
+              </w:rPr>
+            </w:pPr>
+            <w:r>
+              <w:rPr>
+                <w:rFonts w:ascii="Courier New" w:eastAsia="Courier New" w:hAnsi="Courier New" w:cs="Courier New"/>
+                <w:color w:val="1A1A2E"/>
+                <w:sz w:val="16"/>
+                <w:szCs w:val="16"/>
+              </w:rPr>
+              <w:t xml:space="preserve">    </w:t>
+            </w:r>
+            <w:r>
+              <w:rPr>
+                <w:rFonts w:ascii="Courier New" w:eastAsia="Courier New" w:hAnsi="Courier New" w:cs="Courier New"/>
+                <w:color w:val="1A1A2E"/>
+                <w:sz w:val="16"/>
+                <w:szCs w:val="16"/>
+              </w:rPr>
+              <w:t>. withColumn (</w:t>
+            </w:r>
+            <w:r>
+              <w:rPr>
+                <w:rFonts w:ascii="Courier New" w:eastAsia="Courier New" w:hAnsi="Courier New" w:cs="Courier New"/>
+                <w:color w:val="1A1A2E"/>
+                <w:sz w:val="16"/>
+                <w:szCs w:val="16"/>
+              </w:rPr>
+              <w:t>'</w:t>
+            </w:r>
+            <w:proofErr w:type="spellStart"/>
+            <w:r>
+              <w:rPr>
+                <w:rFonts w:ascii="Courier New" w:eastAsia="Courier New" w:hAnsi="Courier New" w:cs="Courier New"/>
+                <w:color w:val="1A1A2E"/>
+                <w:sz w:val="16"/>
+                <w:szCs w:val="16"/>
+              </w:rPr>
+              <w:t>prev_sale</w:t>
+            </w:r>
+            <w:proofErr w:type="gramStart"/>
+            <w:r>
+              <w:rPr>
+                <w:rFonts w:ascii="Courier New" w:eastAsia="Courier New" w:hAnsi="Courier New" w:cs="Courier New"/>
+                <w:color w:val="1A1A2E"/>
+                <w:sz w:val="16"/>
+                <w:szCs w:val="16"/>
+              </w:rPr>
+              <w:t>',F.lag</w:t>
+            </w:r>
+            <w:proofErr w:type="spellEnd"/>
+            <w:proofErr w:type="gramEnd"/>
+            <w:r>
+              <w:rPr>
+                <w:rFonts w:ascii="Courier New" w:eastAsia="Courier New" w:hAnsi="Courier New" w:cs="Courier New"/>
+                <w:color w:val="1A1A2E"/>
+                <w:sz w:val="16"/>
+                <w:szCs w:val="16"/>
+              </w:rPr>
+              <w:t>('amount', 1</w:t>
+            </w:r>
+            <w:proofErr w:type="gramStart"/>
+            <w:r>
+              <w:rPr>
+                <w:rFonts w:ascii="Courier New" w:eastAsia="Courier New" w:hAnsi="Courier New" w:cs="Courier New"/>
+                <w:color w:val="1A1A2E"/>
+                <w:sz w:val="16"/>
+                <w:szCs w:val="16"/>
+              </w:rPr>
+              <w:t>).over</w:t>
+            </w:r>
+            <w:proofErr w:type="gramEnd"/>
+            <w:r>
+              <w:rPr>
+                <w:rFonts w:ascii="Courier New" w:eastAsia="Courier New" w:hAnsi="Courier New" w:cs="Courier New"/>
+                <w:color w:val="1A1A2E"/>
+                <w:sz w:val="16"/>
+                <w:szCs w:val="16"/>
+              </w:rPr>
+              <w:t>(window_by_customer))</w:t>
+            </w:r>
+          </w:p>
+        </w:tc>
+      </w:tr>
+      <w:tr>
+        <w:tc>
+          <w:tcPr>
+            <w:tcW w:w="9026" w:type="dxa"/>
+            <w:tcBorders>
+              <w:top w:val="none" w:sz="0" w:space="0" w:color="FFFFFF"/>
+              <w:left w:val="none" w:sz="0" w:space="0" w:color="FFFFFF"/>
+              <w:bottom w:val="none" w:sz="0" w:space="0" w:color="FFFFFF"/>
+              <w:right w:val="none" w:sz="0" w:space="0" w:color="FFFFFF"/>
+            </w:tcBorders>
+            <w:shd w:val="clear" w:color="auto" w:fill="F2F2F2"/>
+            <w:tcMar>
+              <w:top w:w="0" w:type="dxa"/>
+              <w:left w:w="200" w:type="dxa"/>
+              <w:bottom w:w="0" w:type="dxa"/>
+              <w:right w:w="200" w:type="dxa"/>
+            </w:tcMar>
+          </w:tcPr>
+          <w:p>
+            <w:pPr>
+              <w:ind w:left="360"/>
+              <w:rPr>
+                <w:sz w:val="16"/>
+                <w:szCs w:val="16"/>
+              </w:rPr>
+            </w:pPr>
+            <w:r>
+              <w:rPr>
+                <w:rFonts w:ascii="Courier New" w:eastAsia="Courier New" w:hAnsi="Courier New" w:cs="Courier New"/>
+                <w:color w:val="1A1A2E"/>
+                <w:sz w:val="16"/>
+                <w:szCs w:val="16"/>
+              </w:rPr>
+              <w:t xml:space="preserve">    </w:t>
+            </w:r>
+            <w:r>
+              <w:rPr>
+                <w:rFonts w:ascii="Courier New" w:eastAsia="Courier New" w:hAnsi="Courier New" w:cs="Courier New"/>
+                <w:color w:val="1A1A2E"/>
+                <w:sz w:val="16"/>
+                <w:szCs w:val="16"/>
+              </w:rPr>
+              <w:t>. withColumn (</w:t>
+            </w:r>
+            <w:r>
+              <w:rPr>
+                <w:rFonts w:ascii="Courier New" w:eastAsia="Courier New" w:hAnsi="Courier New" w:cs="Courier New"/>
+                <w:color w:val="1A1A2E"/>
+                <w:sz w:val="16"/>
+                <w:szCs w:val="16"/>
+              </w:rPr>
+              <w:t>'</w:t>
+            </w:r>
+            <w:proofErr w:type="spellStart"/>
+            <w:r>
+              <w:rPr>
+                <w:rFonts w:ascii="Courier New" w:eastAsia="Courier New" w:hAnsi="Courier New" w:cs="Courier New"/>
+                <w:color w:val="1A1A2E"/>
+                <w:sz w:val="16"/>
+                <w:szCs w:val="16"/>
+              </w:rPr>
+              <w:t>next_sale</w:t>
+            </w:r>
+            <w:proofErr w:type="gramStart"/>
+            <w:r>
+              <w:rPr>
+                <w:rFonts w:ascii="Courier New" w:eastAsia="Courier New" w:hAnsi="Courier New" w:cs="Courier New"/>
+                <w:color w:val="1A1A2E"/>
+                <w:sz w:val="16"/>
+                <w:szCs w:val="16"/>
+              </w:rPr>
+              <w:t>',F</w:t>
+            </w:r>
+            <w:proofErr w:type="gramEnd"/>
+            <w:r>
+              <w:rPr>
+                <w:rFonts w:ascii="Courier New" w:eastAsia="Courier New" w:hAnsi="Courier New" w:cs="Courier New"/>
+                <w:color w:val="1A1A2E"/>
+                <w:sz w:val="16"/>
+                <w:szCs w:val="16"/>
+              </w:rPr>
+              <w:t>.</w:t>
+            </w:r>
+            <w:proofErr w:type="gramStart"/>
+            <w:r>
+              <w:rPr>
+                <w:rFonts w:ascii="Courier New" w:eastAsia="Courier New" w:hAnsi="Courier New" w:cs="Courier New"/>
+                <w:color w:val="1A1A2E"/>
+                <w:sz w:val="16"/>
+                <w:szCs w:val="16"/>
+              </w:rPr>
+              <w:t>lead</w:t>
+            </w:r>
+            <w:proofErr w:type="spellEnd"/>
+            <w:r>
+              <w:rPr>
+                <w:rFonts w:ascii="Courier New" w:eastAsia="Courier New" w:hAnsi="Courier New" w:cs="Courier New"/>
+                <w:color w:val="1A1A2E"/>
+                <w:sz w:val="16"/>
+                <w:szCs w:val="16"/>
+              </w:rPr>
+              <w:t>(</w:t>
+            </w:r>
+            <w:proofErr w:type="gramEnd"/>
+            <w:r>
+              <w:rPr>
+                <w:rFonts w:ascii="Courier New" w:eastAsia="Courier New" w:hAnsi="Courier New" w:cs="Courier New"/>
+                <w:color w:val="1A1A2E"/>
+                <w:sz w:val="16"/>
+                <w:szCs w:val="16"/>
+              </w:rPr>
+              <w:t>'amount', 1</w:t>
+            </w:r>
+            <w:proofErr w:type="gramStart"/>
+            <w:r>
+              <w:rPr>
+                <w:rFonts w:ascii="Courier New" w:eastAsia="Courier New" w:hAnsi="Courier New" w:cs="Courier New"/>
+                <w:color w:val="1A1A2E"/>
+                <w:sz w:val="16"/>
+                <w:szCs w:val="16"/>
+              </w:rPr>
+              <w:t>).over</w:t>
+            </w:r>
+            <w:proofErr w:type="gramEnd"/>
+            <w:r>
+              <w:rPr>
+                <w:rFonts w:ascii="Courier New" w:eastAsia="Courier New" w:hAnsi="Courier New" w:cs="Courier New"/>
+                <w:color w:val="1A1A2E"/>
+                <w:sz w:val="16"/>
+                <w:szCs w:val="16"/>
+              </w:rPr>
+              <w:t>(window_by_customer))</w:t>
             </w:r>
           </w:p>
         </w:tc>
@@ -2704,18 +3009,7 @@
                 <w:sz w:val="14"/>
                 <w:szCs w:val="14"/>
               </w:rPr>
-              <w:t xml:space="preserve">These operations recommended </w:t>
-            </w:r>
-            <w:r>
-              <w:rPr>
-                <w:rFonts w:ascii="Courier New" w:eastAsia="Courier New" w:hAnsi="Courier New" w:cs="Courier New"/>
-                <w:i/>
-                <w:iCs/>
-                <w:color w:val="0070C0"/>
-                <w:sz w:val="14"/>
-                <w:szCs w:val="14"/>
-              </w:rPr>
-              <w:t>After large data loads</w:t>
+              <w:t>These operations recommended After large data loads</w:t>
             </w:r>
             <w:r>
               <w:rPr>
@@ -2818,7 +3112,64 @@
                 <w:sz w:val="14"/>
                 <w:szCs w:val="14"/>
               </w:rPr>
-              <w:t>OPTIMIZE</w:t>
+              <w:t xml:space="preserve">OPTIMIZE </w:t>
+            </w:r>
+            <w:r>
+              <w:rPr>
+                <w:rFonts w:ascii="Courier New" w:eastAsia="Courier New" w:hAnsi="Courier New" w:cs="Courier New"/>
+                <w:i/>
+                <w:iCs/>
+                <w:color w:val="0070C0"/>
+                <w:sz w:val="14"/>
+                <w:szCs w:val="14"/>
+              </w:rPr>
+              <w:t xml:space="preserve"> = compact small files to few bigger ones</w:t>
+            </w:r>
+          </w:p>
+          <w:p>
+            <w:pPr>
+              <w:rPr>
+                <w:rFonts w:ascii="Courier New" w:eastAsia="Courier New" w:hAnsi="Courier New" w:cs="Courier New"/>
+                <w:color w:val="0070C0"/>
+                <w:sz w:val="16"/>
+                <w:szCs w:val="16"/>
+              </w:rPr>
+            </w:pPr>
+            <w:r>
+              <w:rPr>
+                <w:rFonts w:ascii="Courier New" w:eastAsia="Courier New" w:hAnsi="Courier New" w:cs="Courier New"/>
+                <w:color w:val="0070C0"/>
+                <w:sz w:val="16"/>
+                <w:szCs w:val="16"/>
+              </w:rPr>
+              <w:t xml:space="preserve">   </w:t>
+            </w:r>
+            <w:r>
+              <w:rPr>
+                <w:rFonts w:ascii="Courier New" w:eastAsia="Courier New" w:hAnsi="Courier New" w:cs="Courier New"/>
+                <w:color w:val="0070C0"/>
+                <w:sz w:val="14"/>
+                <w:szCs w:val="14"/>
+              </w:rPr>
+              <w:t>-</w:t>
+            </w:r>
+            <w:r>
+              <w:rPr>
+                <w:rFonts w:ascii="Courier New" w:eastAsia="Courier New" w:hAnsi="Courier New" w:cs="Courier New"/>
+                <w:color w:val="0070C0"/>
+                <w:sz w:val="14"/>
+                <w:szCs w:val="14"/>
+              </w:rPr>
+              <w:sym w:font="Wingdings" w:char="F0E0"/>
+            </w:r>
+            <w:r>
+              <w:rPr>
+                <w:rFonts w:ascii="Courier New" w:eastAsia="Courier New" w:hAnsi="Courier New" w:cs="Courier New"/>
+                <w:color w:val="0070C0"/>
+                <w:sz w:val="14"/>
+                <w:szCs w:val="14"/>
+              </w:rPr>
+              <w:t xml:space="preserve"> </w:t>
             </w:r>
             <w:r>
               <w:rPr>
@@ -2831,77 +3182,95 @@
                 <w:sz w:val="14"/>
                 <w:szCs w:val="14"/>
               </w:rPr>
-              <w:t xml:space="preserve"> </w:t>
-            </w:r>
-            <w:r>
+              <w:t>ZORDER BY</w:t>
+            </w:r>
+            <w:r>
+              <w:rPr>
+                <w:rFonts w:ascii="Courier New" w:eastAsia="Courier New" w:hAnsi="Courier New" w:cs="Courier New"/>
+                <w:color w:val="0070C0"/>
+                <w:sz w:val="14"/>
+                <w:szCs w:val="14"/>
+              </w:rPr>
+              <w:t xml:space="preserve"> = order the data from  Data is randomly distributed </w:t>
+            </w:r>
+          </w:p>
+          <w:p>
+            <w:pPr>
               <w:rPr>
                 <w:rFonts w:ascii="Courier New" w:eastAsia="Courier New" w:hAnsi="Courier New" w:cs="Courier New"/>
                 <w:i/>
                 <w:iCs/>
                 <w:color w:val="0070C0"/>
-                <w:sz w:val="14"/>
-                <w:szCs w:val="14"/>
-              </w:rPr>
-              <w:t xml:space="preserve"> = </w:t>
-            </w:r>
-            <w:r>
+                <w:sz w:val="16"/>
+                <w:szCs w:val="16"/>
+              </w:rPr>
+            </w:pPr>
+          </w:p>
+        </w:tc>
+      </w:tr>
+      <w:tr>
+        <w:tc>
+          <w:tcPr>
+            <w:tcW w:w="9026" w:type="dxa"/>
+            <w:tcBorders>
+              <w:top w:val="none" w:sz="0" w:space="0" w:color="FFFFFF"/>
+              <w:left w:val="none" w:sz="0" w:space="0" w:color="FFFFFF"/>
+              <w:bottom w:val="none" w:sz="0" w:space="0" w:color="FFFFFF"/>
+              <w:right w:val="none" w:sz="0" w:space="0" w:color="FFFFFF"/>
+            </w:tcBorders>
+            <w:shd w:val="clear" w:color="auto" w:fill="F2F2F2"/>
+            <w:tcMar>
+              <w:top w:w="0" w:type="dxa"/>
+              <w:left w:w="200" w:type="dxa"/>
+              <w:bottom w:w="0" w:type="dxa"/>
+              <w:right w:w="200" w:type="dxa"/>
+            </w:tcMar>
+          </w:tcPr>
+          <w:p>
+            <w:pPr>
+              <w:ind w:left="360"/>
               <w:rPr>
                 <w:rFonts w:ascii="Courier New" w:eastAsia="Courier New" w:hAnsi="Courier New" w:cs="Courier New"/>
                 <w:i/>
                 <w:iCs/>
                 <w:color w:val="0070C0"/>
-                <w:sz w:val="14"/>
-                <w:szCs w:val="14"/>
-              </w:rPr>
-              <w:t>compact small files to few bigger ones</w:t>
-            </w:r>
-          </w:p>
-          <w:p>
-            <w:pPr>
-              <w:rPr>
-                <w:rFonts w:ascii="Courier New" w:eastAsia="Courier New" w:hAnsi="Courier New" w:cs="Courier New"/>
-                <w:color w:val="0070C0"/>
-                <w:sz w:val="16"/>
-                <w:szCs w:val="16"/>
-              </w:rPr>
-            </w:pPr>
-            <w:r>
-              <w:rPr>
-                <w:rFonts w:ascii="Courier New" w:eastAsia="Courier New" w:hAnsi="Courier New" w:cs="Courier New"/>
-                <w:color w:val="0070C0"/>
-                <w:sz w:val="16"/>
-                <w:szCs w:val="16"/>
-              </w:rPr>
-              <w:t xml:space="preserve">   </w:t>
-            </w:r>
-            <w:r>
-              <w:rPr>
-                <w:rFonts w:ascii="Courier New" w:eastAsia="Courier New" w:hAnsi="Courier New" w:cs="Courier New"/>
-                <w:color w:val="0070C0"/>
-                <w:sz w:val="14"/>
-                <w:szCs w:val="14"/>
-              </w:rPr>
-              <w:t>-</w:t>
-            </w:r>
-            <w:r>
-              <w:rPr>
-                <w:rFonts w:ascii="Courier New" w:eastAsia="Courier New" w:hAnsi="Courier New" w:cs="Courier New"/>
-                <w:color w:val="0070C0"/>
-                <w:sz w:val="14"/>
-                <w:szCs w:val="14"/>
-              </w:rPr>
-              <w:sym w:font="Wingdings" w:char="F0E0"/>
-            </w:r>
-            <w:r>
-              <w:rPr>
-                <w:rFonts w:ascii="Courier New" w:eastAsia="Courier New" w:hAnsi="Courier New" w:cs="Courier New"/>
-                <w:color w:val="0070C0"/>
-                <w:sz w:val="14"/>
-                <w:szCs w:val="14"/>
-              </w:rPr>
-              <w:t xml:space="preserve"> </w:t>
-            </w:r>
-            <w:r>
+                <w:sz w:val="16"/>
+                <w:szCs w:val="16"/>
+              </w:rPr>
+            </w:pPr>
+            <w:r>
+              <w:rPr>
+                <w:rFonts w:ascii="Courier New" w:eastAsia="Courier New" w:hAnsi="Courier New" w:cs="Courier New"/>
+                <w:color w:val="1A1A2E"/>
+                <w:sz w:val="18"/>
+                <w:szCs w:val="18"/>
+              </w:rPr>
+              <w:t>spark.sql('VACUUM   my_lakehouse.sales RETAIN 168 HOURS')</w:t>
+            </w:r>
+          </w:p>
+        </w:tc>
+      </w:tr>
+      <w:tr>
+        <w:tc>
+          <w:tcPr>
+            <w:tcW w:w="9026" w:type="dxa"/>
+            <w:tcBorders>
+              <w:top w:val="none" w:sz="0" w:space="0" w:color="FFFFFF"/>
+              <w:left w:val="none" w:sz="0" w:space="0" w:color="FFFFFF"/>
+              <w:bottom w:val="none" w:sz="0" w:space="0" w:color="FFFFFF"/>
+              <w:right w:val="none" w:sz="0" w:space="0" w:color="FFFFFF"/>
+            </w:tcBorders>
+            <w:shd w:val="clear" w:color="auto" w:fill="F2F2F2"/>
+            <w:tcMar>
+              <w:top w:w="0" w:type="dxa"/>
+              <w:left w:w="200" w:type="dxa"/>
+              <w:bottom w:w="0" w:type="dxa"/>
+              <w:right w:w="200" w:type="dxa"/>
+            </w:tcMar>
+          </w:tcPr>
+          <w:p>
+            <w:pPr>
+              <w:ind w:left="360"/>
               <w:rPr>
                 <w:rFonts w:ascii="Courier New" w:eastAsia="Courier New" w:hAnsi="Courier New" w:cs="Courier New"/>
                 <w:b/>
@@ -2912,104 +3281,8 @@
                 <w:sz w:val="14"/>
                 <w:szCs w:val="14"/>
               </w:rPr>
-              <w:t>ZORDER BY</w:t>
-            </w:r>
-            <w:r>
-              <w:rPr>
-                <w:rFonts w:ascii="Courier New" w:eastAsia="Courier New" w:hAnsi="Courier New" w:cs="Courier New"/>
-                <w:color w:val="0070C0"/>
-                <w:sz w:val="14"/>
-                <w:szCs w:val="14"/>
-              </w:rPr>
-              <w:t xml:space="preserve"> = order the data from  </w:t>
-            </w:r>
-            <w:r>
-              <w:rPr>
-                <w:rFonts w:ascii="Courier New" w:eastAsia="Courier New" w:hAnsi="Courier New" w:cs="Courier New"/>
-                <w:color w:val="0070C0"/>
-                <w:sz w:val="14"/>
-                <w:szCs w:val="14"/>
-              </w:rPr>
-              <w:t xml:space="preserve">Data is randomly distributed </w:t>
-            </w:r>
-          </w:p>
-          <w:p>
-            <w:pPr>
-              <w:rPr>
-                <w:rFonts w:ascii="Courier New" w:eastAsia="Courier New" w:hAnsi="Courier New" w:cs="Courier New"/>
-                <w:i/>
-                <w:iCs/>
-                <w:color w:val="0070C0"/>
-                <w:sz w:val="16"/>
-                <w:szCs w:val="16"/>
-              </w:rPr>
-            </w:pPr>
-          </w:p>
-        </w:tc>
-      </w:tr>
-      <w:tr>
-        <w:tc>
-          <w:tcPr>
-            <w:tcW w:w="9026" w:type="dxa"/>
-            <w:tcBorders>
-              <w:top w:val="none" w:sz="0" w:space="0" w:color="FFFFFF"/>
-              <w:left w:val="none" w:sz="0" w:space="0" w:color="FFFFFF"/>
-              <w:bottom w:val="none" w:sz="0" w:space="0" w:color="FFFFFF"/>
-              <w:right w:val="none" w:sz="0" w:space="0" w:color="FFFFFF"/>
-            </w:tcBorders>
-            <w:shd w:val="clear" w:color="auto" w:fill="F2F2F2"/>
-            <w:tcMar>
-              <w:top w:w="0" w:type="dxa"/>
-              <w:left w:w="200" w:type="dxa"/>
-              <w:bottom w:w="0" w:type="dxa"/>
-              <w:right w:w="200" w:type="dxa"/>
-            </w:tcMar>
-          </w:tcPr>
-          <w:p>
-            <w:pPr>
-              <w:ind w:left="360"/>
-              <w:rPr>
-                <w:rFonts w:ascii="Courier New" w:eastAsia="Courier New" w:hAnsi="Courier New" w:cs="Courier New"/>
-                <w:i/>
-                <w:iCs/>
-                <w:color w:val="0070C0"/>
-                <w:sz w:val="16"/>
-                <w:szCs w:val="16"/>
-              </w:rPr>
-            </w:pPr>
-            <w:r>
-              <w:rPr>
-                <w:rFonts w:ascii="Courier New" w:eastAsia="Courier New" w:hAnsi="Courier New" w:cs="Courier New"/>
-                <w:color w:val="1A1A2E"/>
-                <w:sz w:val="18"/>
-                <w:szCs w:val="18"/>
-              </w:rPr>
-              <w:t>spark.sql('VACUUM   my_lakehouse.sales RETAIN 168 HOURS')</w:t>
-            </w:r>
-          </w:p>
-        </w:tc>
-      </w:tr>
-      <w:tr>
-        <w:tc>
-          <w:tcPr>
-            <w:tcW w:w="9026" w:type="dxa"/>
-            <w:tcBorders>
-              <w:top w:val="none" w:sz="0" w:space="0" w:color="FFFFFF"/>
-              <w:left w:val="none" w:sz="0" w:space="0" w:color="FFFFFF"/>
-              <w:bottom w:val="none" w:sz="0" w:space="0" w:color="FFFFFF"/>
-              <w:right w:val="none" w:sz="0" w:space="0" w:color="FFFFFF"/>
-            </w:tcBorders>
-            <w:shd w:val="clear" w:color="auto" w:fill="F2F2F2"/>
-            <w:tcMar>
-              <w:top w:w="0" w:type="dxa"/>
-              <w:left w:w="200" w:type="dxa"/>
-              <w:bottom w:w="0" w:type="dxa"/>
-              <w:right w:w="200" w:type="dxa"/>
-            </w:tcMar>
-          </w:tcPr>
-          <w:p>
-            <w:pPr>
-              <w:ind w:left="360"/>
+            </w:pPr>
+            <w:r>
               <w:rPr>
                 <w:rFonts w:ascii="Courier New" w:eastAsia="Courier New" w:hAnsi="Courier New" w:cs="Courier New"/>
                 <w:b/>
@@ -3020,7 +3293,8 @@
                 <w:sz w:val="14"/>
                 <w:szCs w:val="14"/>
               </w:rPr>
-            </w:pPr>
+              <w:t>Will remove file older than 168 hours = 7 days</w:t>
+            </w:r>
             <w:r>
               <w:rPr>
                 <w:rFonts w:ascii="Courier New" w:eastAsia="Courier New" w:hAnsi="Courier New" w:cs="Courier New"/>
@@ -3032,7 +3306,7 @@
                 <w:sz w:val="14"/>
                 <w:szCs w:val="14"/>
               </w:rPr>
-              <w:t>Will remove file older than 168 hours = 7 days</w:t>
+              <w:t xml:space="preserve">. </w:t>
             </w:r>
             <w:r>
               <w:rPr>
@@ -3045,33 +3319,7 @@
                 <w:sz w:val="14"/>
                 <w:szCs w:val="14"/>
               </w:rPr>
-              <w:t xml:space="preserve">. </w:t>
-            </w:r>
-            <w:r>
-              <w:rPr>
-                <w:rFonts w:ascii="Courier New" w:eastAsia="Courier New" w:hAnsi="Courier New" w:cs="Courier New"/>
-                <w:b/>
-                <w:bCs/>
-                <w:i/>
-                <w:iCs/>
-                <w:color w:val="0070C0"/>
-                <w:sz w:val="14"/>
-                <w:szCs w:val="14"/>
-              </w:rPr>
-              <w:t>my_lakehouse.sales</w:t>
-            </w:r>
-            <w:r>
-              <w:rPr>
-                <w:rFonts w:ascii="Courier New" w:eastAsia="Courier New" w:hAnsi="Courier New" w:cs="Courier New"/>
-                <w:b/>
-                <w:bCs/>
-                <w:i/>
-                <w:iCs/>
-                <w:color w:val="0070C0"/>
-                <w:sz w:val="14"/>
-                <w:szCs w:val="14"/>
-              </w:rPr>
-              <w:t xml:space="preserve"> has lot of related files keep for Time travel , rollback, Audit/history</w:t>
+              <w:t>my_lakehouse.sales has lot of related files keep for Time travel , rollback, Audit/history</w:t>
             </w:r>
             <w:r>
               <w:rPr>
@@ -7389,34 +7637,7 @@
                 <w:sz w:val="16"/>
                 <w:szCs w:val="16"/>
               </w:rPr>
-              <w:t xml:space="preserve">       </w:t>
-            </w:r>
-            <w:r>
-              <w:rPr>
-                <w:rFonts w:ascii="Courier New" w:eastAsia="Courier New" w:hAnsi="Courier New" w:cs="Courier New"/>
-                <w:color w:val="4EA72E" w:themeColor="accent6"/>
-                <w:sz w:val="16"/>
-                <w:szCs w:val="16"/>
-              </w:rPr>
-              <w:t>#</w:t>
-            </w:r>
-            <w:r>
-              <w:rPr>
-                <w:rFonts w:ascii="Courier New" w:eastAsia="Courier New" w:hAnsi="Courier New" w:cs="Courier New"/>
-                <w:color w:val="4EA72E" w:themeColor="accent6"/>
-                <w:sz w:val="16"/>
-                <w:szCs w:val="16"/>
-              </w:rPr>
-              <w:t xml:space="preserve"> </w:t>
-            </w:r>
-            <w:r>
-              <w:rPr>
-                <w:rFonts w:ascii="Courier New" w:eastAsia="Courier New" w:hAnsi="Courier New" w:cs="Courier New"/>
-                <w:color w:val="4EA72E" w:themeColor="accent6"/>
-                <w:sz w:val="16"/>
-                <w:szCs w:val="16"/>
-              </w:rPr>
-              <w:t>keep the DataFrame in memory for reuse</w:t>
+              <w:t xml:space="preserve">       # keep the DataFrame in memory for reuse</w:t>
             </w:r>
           </w:p>
         </w:tc>
@@ -9842,6 +10063,154 @@
                 <w:sz w:val="18"/>
                 <w:szCs w:val="18"/>
               </w:rPr>
+              <w:t>, secret_client_id,</w:t>
+            </w:r>
+          </w:p>
+        </w:tc>
+      </w:tr>
+      <w:tr>
+        <w:tc>
+          <w:tcPr>
+            <w:tcW w:w="9026" w:type="dxa"/>
+            <w:tcBorders>
+              <w:top w:val="none" w:sz="0" w:space="0" w:color="FFFFFF"/>
+              <w:left w:val="none" w:sz="0" w:space="0" w:color="FFFFFF"/>
+              <w:bottom w:val="none" w:sz="0" w:space="0" w:color="FFFFFF"/>
+              <w:right w:val="none" w:sz="0" w:space="0" w:color="FFFFFF"/>
+            </w:tcBorders>
+            <w:shd w:val="clear" w:color="auto" w:fill="F2F2F2"/>
+            <w:tcMar>
+              <w:top w:w="0" w:type="dxa"/>
+              <w:left w:w="200" w:type="dxa"/>
+              <w:bottom w:w="0" w:type="dxa"/>
+              <w:right w:w="200" w:type="dxa"/>
+            </w:tcMar>
+          </w:tcPr>
+          <w:p>
+            <w:pPr>
+              <w:ind w:left="360"/>
+            </w:pPr>
+            <w:r>
+              <w:rPr>
+                <w:rFonts w:ascii="Courier New" w:eastAsia="Courier New" w:hAnsi="Courier New" w:cs="Courier New"/>
+                <w:color w:val="1A1A2E"/>
+                <w:sz w:val="18"/>
+                <w:szCs w:val="18"/>
+              </w:rPr>
+              <w:t xml:space="preserve">                                  </w:t>
+            </w:r>
+            <w:proofErr w:type="spellStart"/>
+            <w:r>
+              <w:rPr>
+                <w:rFonts w:ascii="Courier New" w:eastAsia="Courier New" w:hAnsi="Courier New" w:cs="Courier New"/>
+                <w:color w:val="1A1A2E"/>
+                <w:sz w:val="18"/>
+                <w:szCs w:val="18"/>
+              </w:rPr>
+              <w:t>secret_client_secret</w:t>
+            </w:r>
+            <w:proofErr w:type="spellEnd"/>
+            <w:r>
+              <w:rPr>
+                <w:rFonts w:ascii="Courier New" w:eastAsia="Courier New" w:hAnsi="Courier New" w:cs="Courier New"/>
+                <w:color w:val="1A1A2E"/>
+                <w:sz w:val="18"/>
+                <w:szCs w:val="18"/>
+              </w:rPr>
+              <w:t>):</w:t>
+            </w:r>
+          </w:p>
+        </w:tc>
+      </w:tr>
+      <w:tr>
+        <w:tc>
+          <w:tcPr>
+            <w:tcW w:w="9026" w:type="dxa"/>
+            <w:tcBorders>
+              <w:top w:val="none" w:sz="0" w:space="0" w:color="FFFFFF"/>
+              <w:left w:val="none" w:sz="0" w:space="0" w:color="FFFFFF"/>
+              <w:bottom w:val="none" w:sz="0" w:space="0" w:color="FFFFFF"/>
+              <w:right w:val="none" w:sz="0" w:space="0" w:color="FFFFFF"/>
+            </w:tcBorders>
+            <w:shd w:val="clear" w:color="auto" w:fill="F2F2F2"/>
+            <w:tcMar>
+              <w:top w:w="0" w:type="dxa"/>
+              <w:left w:w="200" w:type="dxa"/>
+              <w:bottom w:w="0" w:type="dxa"/>
+              <w:right w:w="200" w:type="dxa"/>
+            </w:tcMar>
+          </w:tcPr>
+          <w:p>
+            <w:pPr>
+              <w:ind w:left="360"/>
+            </w:pPr>
+            <w:r>
+              <w:rPr>
+                <w:rFonts w:ascii="Courier New" w:eastAsia="Courier New" w:hAnsi="Courier New" w:cs="Courier New"/>
+                <w:color w:val="1A1A2E"/>
+                <w:sz w:val="18"/>
+                <w:szCs w:val="18"/>
+              </w:rPr>
+              <w:t xml:space="preserve">    </w:t>
+            </w:r>
+            <w:proofErr w:type="spellStart"/>
+            <w:r>
+              <w:rPr>
+                <w:rFonts w:ascii="Courier New" w:eastAsia="Courier New" w:hAnsi="Courier New" w:cs="Courier New"/>
+                <w:color w:val="1A1A2E"/>
+                <w:sz w:val="18"/>
+                <w:szCs w:val="18"/>
+              </w:rPr>
+              <w:t>tenant_id</w:t>
+            </w:r>
+            <w:proofErr w:type="spellEnd"/>
+            <w:r>
+              <w:rPr>
+                <w:rFonts w:ascii="Courier New" w:eastAsia="Courier New" w:hAnsi="Courier New" w:cs="Courier New"/>
+                <w:color w:val="1A1A2E"/>
+                <w:sz w:val="18"/>
+                <w:szCs w:val="18"/>
+              </w:rPr>
+              <w:t xml:space="preserve">     = </w:t>
+            </w:r>
+            <w:proofErr w:type="spellStart"/>
+            <w:r>
+              <w:rPr>
+                <w:rFonts w:ascii="Courier New" w:eastAsia="Courier New" w:hAnsi="Courier New" w:cs="Courier New"/>
+                <w:color w:val="1A1A2E"/>
+                <w:sz w:val="18"/>
+                <w:szCs w:val="18"/>
+              </w:rPr>
+              <w:t>mssparkutils.credentials.getSecret</w:t>
+            </w:r>
+            <w:proofErr w:type="spellEnd"/>
+            <w:r>
+              <w:rPr>
+                <w:rFonts w:ascii="Courier New" w:eastAsia="Courier New" w:hAnsi="Courier New" w:cs="Courier New"/>
+                <w:color w:val="1A1A2E"/>
+                <w:sz w:val="18"/>
+                <w:szCs w:val="18"/>
+              </w:rPr>
+              <w:t>(</w:t>
+            </w:r>
+            <w:proofErr w:type="spellStart"/>
+            <w:r>
+              <w:rPr>
+                <w:rFonts w:ascii="Courier New" w:eastAsia="Courier New" w:hAnsi="Courier New" w:cs="Courier New"/>
+                <w:color w:val="1A1A2E"/>
+                <w:sz w:val="18"/>
+                <w:szCs w:val="18"/>
+              </w:rPr>
+              <w:t>kv_name</w:t>
+            </w:r>
+            <w:proofErr w:type="spellEnd"/>
+            <w:r>
+              <w:rPr>
+                <w:rFonts w:ascii="Courier New" w:eastAsia="Courier New" w:hAnsi="Courier New" w:cs="Courier New"/>
+                <w:color w:val="1A1A2E"/>
+                <w:sz w:val="18"/>
+                <w:szCs w:val="18"/>
+              </w:rPr>
               <w:t xml:space="preserve">, </w:t>
             </w:r>
             <w:proofErr w:type="spellStart"/>
@@ -9852,6 +10221,120 @@
                 <w:sz w:val="18"/>
                 <w:szCs w:val="18"/>
               </w:rPr>
+              <w:t>secret_tenant</w:t>
+            </w:r>
+            <w:proofErr w:type="spellEnd"/>
+            <w:r>
+              <w:rPr>
+                <w:rFonts w:ascii="Courier New" w:eastAsia="Courier New" w:hAnsi="Courier New" w:cs="Courier New"/>
+                <w:color w:val="1A1A2E"/>
+                <w:sz w:val="18"/>
+                <w:szCs w:val="18"/>
+              </w:rPr>
+              <w:t>)</w:t>
+            </w:r>
+          </w:p>
+        </w:tc>
+      </w:tr>
+      <w:tr>
+        <w:tc>
+          <w:tcPr>
+            <w:tcW w:w="9026" w:type="dxa"/>
+            <w:tcBorders>
+              <w:top w:val="none" w:sz="0" w:space="0" w:color="FFFFFF"/>
+              <w:left w:val="none" w:sz="0" w:space="0" w:color="FFFFFF"/>
+              <w:bottom w:val="none" w:sz="0" w:space="0" w:color="FFFFFF"/>
+              <w:right w:val="none" w:sz="0" w:space="0" w:color="FFFFFF"/>
+            </w:tcBorders>
+            <w:shd w:val="clear" w:color="auto" w:fill="F2F2F2"/>
+            <w:tcMar>
+              <w:top w:w="0" w:type="dxa"/>
+              <w:left w:w="200" w:type="dxa"/>
+              <w:bottom w:w="0" w:type="dxa"/>
+              <w:right w:w="200" w:type="dxa"/>
+            </w:tcMar>
+          </w:tcPr>
+          <w:p>
+            <w:pPr>
+              <w:ind w:left="360"/>
+            </w:pPr>
+            <w:r>
+              <w:rPr>
+                <w:rFonts w:ascii="Courier New" w:eastAsia="Courier New" w:hAnsi="Courier New" w:cs="Courier New"/>
+                <w:color w:val="1A1A2E"/>
+                <w:sz w:val="18"/>
+                <w:szCs w:val="18"/>
+              </w:rPr>
+              <w:t xml:space="preserve">    </w:t>
+            </w:r>
+            <w:proofErr w:type="spellStart"/>
+            <w:r>
+              <w:rPr>
+                <w:rFonts w:ascii="Courier New" w:eastAsia="Courier New" w:hAnsi="Courier New" w:cs="Courier New"/>
+                <w:color w:val="1A1A2E"/>
+                <w:sz w:val="18"/>
+                <w:szCs w:val="18"/>
+              </w:rPr>
+              <w:t>client_id</w:t>
+            </w:r>
+            <w:proofErr w:type="spellEnd"/>
+            <w:r>
+              <w:rPr>
+                <w:rFonts w:ascii="Courier New" w:eastAsia="Courier New" w:hAnsi="Courier New" w:cs="Courier New"/>
+                <w:color w:val="1A1A2E"/>
+                <w:sz w:val="18"/>
+                <w:szCs w:val="18"/>
+              </w:rPr>
+              <w:t xml:space="preserve">     = </w:t>
+            </w:r>
+            <w:proofErr w:type="spellStart"/>
+            <w:r>
+              <w:rPr>
+                <w:rFonts w:ascii="Courier New" w:eastAsia="Courier New" w:hAnsi="Courier New" w:cs="Courier New"/>
+                <w:color w:val="1A1A2E"/>
+                <w:sz w:val="18"/>
+                <w:szCs w:val="18"/>
+              </w:rPr>
+              <w:t>mssparkutils.credentials.getSecret</w:t>
+            </w:r>
+            <w:proofErr w:type="spellEnd"/>
+            <w:r>
+              <w:rPr>
+                <w:rFonts w:ascii="Courier New" w:eastAsia="Courier New" w:hAnsi="Courier New" w:cs="Courier New"/>
+                <w:color w:val="1A1A2E"/>
+                <w:sz w:val="18"/>
+                <w:szCs w:val="18"/>
+              </w:rPr>
+              <w:t>(</w:t>
+            </w:r>
+            <w:proofErr w:type="spellStart"/>
+            <w:r>
+              <w:rPr>
+                <w:rFonts w:ascii="Courier New" w:eastAsia="Courier New" w:hAnsi="Courier New" w:cs="Courier New"/>
+                <w:color w:val="1A1A2E"/>
+                <w:sz w:val="18"/>
+                <w:szCs w:val="18"/>
+              </w:rPr>
+              <w:t>kv_name</w:t>
+            </w:r>
+            <w:proofErr w:type="spellEnd"/>
+            <w:r>
+              <w:rPr>
+                <w:rFonts w:ascii="Courier New" w:eastAsia="Courier New" w:hAnsi="Courier New" w:cs="Courier New"/>
+                <w:color w:val="1A1A2E"/>
+                <w:sz w:val="18"/>
+                <w:szCs w:val="18"/>
+              </w:rPr>
+              <w:t xml:space="preserve">, </w:t>
+            </w:r>
+            <w:proofErr w:type="spellStart"/>
+            <w:r>
+              <w:rPr>
+                <w:rFonts w:ascii="Courier New" w:eastAsia="Courier New" w:hAnsi="Courier New" w:cs="Courier New"/>
+                <w:color w:val="1A1A2E"/>
+                <w:sz w:val="18"/>
+                <w:szCs w:val="18"/>
+              </w:rPr>
               <w:t>secret_client_id</w:t>
             </w:r>
             <w:proofErr w:type="spellEnd"/>
@@ -9862,41 +10345,41 @@
                 <w:sz w:val="18"/>
                 <w:szCs w:val="18"/>
               </w:rPr>
-              <w:t>,</w:t>
-            </w:r>
-          </w:p>
-        </w:tc>
-      </w:tr>
-      <w:tr>
-        <w:tc>
-          <w:tcPr>
-            <w:tcW w:w="9026" w:type="dxa"/>
-            <w:tcBorders>
-              <w:top w:val="none" w:sz="0" w:space="0" w:color="FFFFFF"/>
-              <w:left w:val="none" w:sz="0" w:space="0" w:color="FFFFFF"/>
-              <w:bottom w:val="none" w:sz="0" w:space="0" w:color="FFFFFF"/>
-              <w:right w:val="none" w:sz="0" w:space="0" w:color="FFFFFF"/>
-            </w:tcBorders>
-            <w:shd w:val="clear" w:color="auto" w:fill="F2F2F2"/>
-            <w:tcMar>
-              <w:top w:w="0" w:type="dxa"/>
-              <w:left w:w="200" w:type="dxa"/>
-              <w:bottom w:w="0" w:type="dxa"/>
-              <w:right w:w="200" w:type="dxa"/>
-            </w:tcMar>
-          </w:tcPr>
-          <w:p>
-            <w:pPr>
-              <w:ind w:left="360"/>
-            </w:pPr>
-            <w:r>
-              <w:rPr>
-                <w:rFonts w:ascii="Courier New" w:eastAsia="Courier New" w:hAnsi="Courier New" w:cs="Courier New"/>
-                <w:color w:val="1A1A2E"/>
-                <w:sz w:val="18"/>
-                <w:szCs w:val="18"/>
-              </w:rPr>
-              <w:t xml:space="preserve">                                  </w:t>
+              <w:t>)</w:t>
+            </w:r>
+          </w:p>
+        </w:tc>
+      </w:tr>
+      <w:tr>
+        <w:tc>
+          <w:tcPr>
+            <w:tcW w:w="9026" w:type="dxa"/>
+            <w:tcBorders>
+              <w:top w:val="none" w:sz="0" w:space="0" w:color="FFFFFF"/>
+              <w:left w:val="none" w:sz="0" w:space="0" w:color="FFFFFF"/>
+              <w:bottom w:val="none" w:sz="0" w:space="0" w:color="FFFFFF"/>
+              <w:right w:val="none" w:sz="0" w:space="0" w:color="FFFFFF"/>
+            </w:tcBorders>
+            <w:shd w:val="clear" w:color="auto" w:fill="F2F2F2"/>
+            <w:tcMar>
+              <w:top w:w="0" w:type="dxa"/>
+              <w:left w:w="200" w:type="dxa"/>
+              <w:bottom w:w="0" w:type="dxa"/>
+              <w:right w:w="200" w:type="dxa"/>
+            </w:tcMar>
+          </w:tcPr>
+          <w:p>
+            <w:pPr>
+              <w:ind w:left="360"/>
+            </w:pPr>
+            <w:r>
+              <w:rPr>
+                <w:rFonts w:ascii="Courier New" w:eastAsia="Courier New" w:hAnsi="Courier New" w:cs="Courier New"/>
+                <w:color w:val="1A1A2E"/>
+                <w:sz w:val="18"/>
+                <w:szCs w:val="18"/>
+              </w:rPr>
+              <w:t xml:space="preserve">    </w:t>
             </w:r>
             <w:proofErr w:type="spellStart"/>
             <w:r>
@@ -9906,6 +10389,66 @@
                 <w:sz w:val="18"/>
                 <w:szCs w:val="18"/>
               </w:rPr>
+              <w:t>client_secret</w:t>
+            </w:r>
+            <w:proofErr w:type="spellEnd"/>
+            <w:r>
+              <w:rPr>
+                <w:rFonts w:ascii="Courier New" w:eastAsia="Courier New" w:hAnsi="Courier New" w:cs="Courier New"/>
+                <w:color w:val="1A1A2E"/>
+                <w:sz w:val="18"/>
+                <w:szCs w:val="18"/>
+              </w:rPr>
+              <w:t xml:space="preserve"> = </w:t>
+            </w:r>
+            <w:proofErr w:type="spellStart"/>
+            <w:r>
+              <w:rPr>
+                <w:rFonts w:ascii="Courier New" w:eastAsia="Courier New" w:hAnsi="Courier New" w:cs="Courier New"/>
+                <w:color w:val="1A1A2E"/>
+                <w:sz w:val="18"/>
+                <w:szCs w:val="18"/>
+              </w:rPr>
+              <w:t>mssparkutils.credentials.getSecret</w:t>
+            </w:r>
+            <w:proofErr w:type="spellEnd"/>
+            <w:r>
+              <w:rPr>
+                <w:rFonts w:ascii="Courier New" w:eastAsia="Courier New" w:hAnsi="Courier New" w:cs="Courier New"/>
+                <w:color w:val="1A1A2E"/>
+                <w:sz w:val="18"/>
+                <w:szCs w:val="18"/>
+              </w:rPr>
+              <w:t>(</w:t>
+            </w:r>
+            <w:proofErr w:type="spellStart"/>
+            <w:r>
+              <w:rPr>
+                <w:rFonts w:ascii="Courier New" w:eastAsia="Courier New" w:hAnsi="Courier New" w:cs="Courier New"/>
+                <w:color w:val="1A1A2E"/>
+                <w:sz w:val="18"/>
+                <w:szCs w:val="18"/>
+              </w:rPr>
+              <w:t>kv_name</w:t>
+            </w:r>
+            <w:proofErr w:type="spellEnd"/>
+            <w:r>
+              <w:rPr>
+                <w:rFonts w:ascii="Courier New" w:eastAsia="Courier New" w:hAnsi="Courier New" w:cs="Courier New"/>
+                <w:color w:val="1A1A2E"/>
+                <w:sz w:val="18"/>
+                <w:szCs w:val="18"/>
+              </w:rPr>
+              <w:t xml:space="preserve">, </w:t>
+            </w:r>
+            <w:proofErr w:type="spellStart"/>
+            <w:r>
+              <w:rPr>
+                <w:rFonts w:ascii="Courier New" w:eastAsia="Courier New" w:hAnsi="Courier New" w:cs="Courier New"/>
+                <w:color w:val="1A1A2E"/>
+                <w:sz w:val="18"/>
+                <w:szCs w:val="18"/>
+              </w:rPr>
               <w:t>secret_client_secret</w:t>
             </w:r>
             <w:proofErr w:type="spellEnd"/>
@@ -9916,41 +10459,66 @@
                 <w:sz w:val="18"/>
                 <w:szCs w:val="18"/>
               </w:rPr>
-              <w:t>):</w:t>
-            </w:r>
-          </w:p>
-        </w:tc>
-      </w:tr>
-      <w:tr>
-        <w:tc>
-          <w:tcPr>
-            <w:tcW w:w="9026" w:type="dxa"/>
-            <w:tcBorders>
-              <w:top w:val="none" w:sz="0" w:space="0" w:color="FFFFFF"/>
-              <w:left w:val="none" w:sz="0" w:space="0" w:color="FFFFFF"/>
-              <w:bottom w:val="none" w:sz="0" w:space="0" w:color="FFFFFF"/>
-              <w:right w:val="none" w:sz="0" w:space="0" w:color="FFFFFF"/>
-            </w:tcBorders>
-            <w:shd w:val="clear" w:color="auto" w:fill="F2F2F2"/>
-            <w:tcMar>
-              <w:top w:w="0" w:type="dxa"/>
-              <w:left w:w="200" w:type="dxa"/>
-              <w:bottom w:w="0" w:type="dxa"/>
-              <w:right w:w="200" w:type="dxa"/>
-            </w:tcMar>
-          </w:tcPr>
-          <w:p>
-            <w:pPr>
-              <w:ind w:left="360"/>
-            </w:pPr>
-            <w:r>
-              <w:rPr>
-                <w:rFonts w:ascii="Courier New" w:eastAsia="Courier New" w:hAnsi="Courier New" w:cs="Courier New"/>
-                <w:color w:val="1A1A2E"/>
-                <w:sz w:val="18"/>
-                <w:szCs w:val="18"/>
-              </w:rPr>
-              <w:t xml:space="preserve">    </w:t>
+              <w:t>)</w:t>
+            </w:r>
+          </w:p>
+        </w:tc>
+      </w:tr>
+      <w:tr>
+        <w:tc>
+          <w:tcPr>
+            <w:tcW w:w="9026" w:type="dxa"/>
+            <w:tcBorders>
+              <w:top w:val="none" w:sz="0" w:space="0" w:color="FFFFFF"/>
+              <w:left w:val="none" w:sz="0" w:space="0" w:color="FFFFFF"/>
+              <w:bottom w:val="none" w:sz="0" w:space="0" w:color="FFFFFF"/>
+              <w:right w:val="none" w:sz="0" w:space="0" w:color="FFFFFF"/>
+            </w:tcBorders>
+            <w:shd w:val="clear" w:color="auto" w:fill="F2F2F2"/>
+            <w:tcMar>
+              <w:top w:w="0" w:type="dxa"/>
+              <w:left w:w="200" w:type="dxa"/>
+              <w:bottom w:w="0" w:type="dxa"/>
+              <w:right w:w="200" w:type="dxa"/>
+            </w:tcMar>
+          </w:tcPr>
+          <w:p>
+            <w:pPr>
+              <w:ind w:left="360"/>
+            </w:pPr>
+          </w:p>
+        </w:tc>
+      </w:tr>
+      <w:tr>
+        <w:tc>
+          <w:tcPr>
+            <w:tcW w:w="9026" w:type="dxa"/>
+            <w:tcBorders>
+              <w:top w:val="none" w:sz="0" w:space="0" w:color="FFFFFF"/>
+              <w:left w:val="none" w:sz="0" w:space="0" w:color="FFFFFF"/>
+              <w:bottom w:val="none" w:sz="0" w:space="0" w:color="FFFFFF"/>
+              <w:right w:val="none" w:sz="0" w:space="0" w:color="FFFFFF"/>
+            </w:tcBorders>
+            <w:shd w:val="clear" w:color="auto" w:fill="F2F2F2"/>
+            <w:tcMar>
+              <w:top w:w="0" w:type="dxa"/>
+              <w:left w:w="200" w:type="dxa"/>
+              <w:bottom w:w="0" w:type="dxa"/>
+              <w:right w:w="200" w:type="dxa"/>
+            </w:tcMar>
+          </w:tcPr>
+          <w:p>
+            <w:pPr>
+              <w:ind w:left="360"/>
+            </w:pPr>
+            <w:r>
+              <w:rPr>
+                <w:rFonts w:ascii="Courier New" w:eastAsia="Courier New" w:hAnsi="Courier New" w:cs="Courier New"/>
+                <w:color w:val="1A1A2E"/>
+                <w:sz w:val="18"/>
+                <w:szCs w:val="18"/>
+              </w:rPr>
+              <w:t xml:space="preserve">    endpoint = f'{</w:t>
             </w:r>
             <w:proofErr w:type="spellStart"/>
             <w:r>
@@ -9960,7 +10528,7 @@
                 <w:sz w:val="18"/>
                 <w:szCs w:val="18"/>
               </w:rPr>
-              <w:t>tenant_id</w:t>
+              <w:t>storage_account</w:t>
             </w:r>
             <w:proofErr w:type="spellEnd"/>
             <w:r>
@@ -9970,7 +10538,75 @@
                 <w:sz w:val="18"/>
                 <w:szCs w:val="18"/>
               </w:rPr>
-              <w:t xml:space="preserve">     = </w:t>
+              <w:t>}.dfs.core.windows.net'</w:t>
+            </w:r>
+          </w:p>
+        </w:tc>
+      </w:tr>
+      <w:tr>
+        <w:tc>
+          <w:tcPr>
+            <w:tcW w:w="9026" w:type="dxa"/>
+            <w:tcBorders>
+              <w:top w:val="none" w:sz="0" w:space="0" w:color="FFFFFF"/>
+              <w:left w:val="none" w:sz="0" w:space="0" w:color="FFFFFF"/>
+              <w:bottom w:val="none" w:sz="0" w:space="0" w:color="FFFFFF"/>
+              <w:right w:val="none" w:sz="0" w:space="0" w:color="FFFFFF"/>
+            </w:tcBorders>
+            <w:shd w:val="clear" w:color="auto" w:fill="F2F2F2"/>
+            <w:tcMar>
+              <w:top w:w="0" w:type="dxa"/>
+              <w:left w:w="200" w:type="dxa"/>
+              <w:bottom w:w="0" w:type="dxa"/>
+              <w:right w:w="200" w:type="dxa"/>
+            </w:tcMar>
+          </w:tcPr>
+          <w:p>
+            <w:pPr>
+              <w:ind w:left="360"/>
+            </w:pPr>
+            <w:r>
+              <w:rPr>
+                <w:rFonts w:ascii="Courier New" w:eastAsia="Courier New" w:hAnsi="Courier New" w:cs="Courier New"/>
+                <w:color w:val="1A1A2E"/>
+                <w:sz w:val="18"/>
+                <w:szCs w:val="18"/>
+              </w:rPr>
+              <w:t xml:space="preserve">    configs  = {</w:t>
+            </w:r>
+          </w:p>
+        </w:tc>
+      </w:tr>
+      <w:tr>
+        <w:tc>
+          <w:tcPr>
+            <w:tcW w:w="9026" w:type="dxa"/>
+            <w:tcBorders>
+              <w:top w:val="none" w:sz="0" w:space="0" w:color="FFFFFF"/>
+              <w:left w:val="none" w:sz="0" w:space="0" w:color="FFFFFF"/>
+              <w:bottom w:val="none" w:sz="0" w:space="0" w:color="FFFFFF"/>
+              <w:right w:val="none" w:sz="0" w:space="0" w:color="FFFFFF"/>
+            </w:tcBorders>
+            <w:shd w:val="clear" w:color="auto" w:fill="F2F2F2"/>
+            <w:tcMar>
+              <w:top w:w="0" w:type="dxa"/>
+              <w:left w:w="200" w:type="dxa"/>
+              <w:bottom w:w="0" w:type="dxa"/>
+              <w:right w:w="200" w:type="dxa"/>
+            </w:tcMar>
+          </w:tcPr>
+          <w:p>
+            <w:pPr>
+              <w:ind w:left="360"/>
+            </w:pPr>
+            <w:r>
+              <w:rPr>
+                <w:rFonts w:ascii="Courier New" w:eastAsia="Courier New" w:hAnsi="Courier New" w:cs="Courier New"/>
+                <w:color w:val="1A1A2E"/>
+                <w:sz w:val="18"/>
+                <w:szCs w:val="18"/>
+              </w:rPr>
+              <w:t xml:space="preserve">        </w:t>
             </w:r>
             <w:proofErr w:type="spellStart"/>
             <w:r>
@@ -9980,7 +10616,7 @@
                 <w:sz w:val="18"/>
                 <w:szCs w:val="18"/>
               </w:rPr>
-              <w:t>mssparkutils.credentials.getSecret</w:t>
+              <w:t>f'fs.azure.account.auth.type</w:t>
             </w:r>
             <w:proofErr w:type="spellEnd"/>
             <w:r>
@@ -9990,7 +10626,41 @@
                 <w:sz w:val="18"/>
                 <w:szCs w:val="18"/>
               </w:rPr>
-              <w:t>(</w:t>
+              <w:t>.{endpoint}'            : 'OAuth',</w:t>
+            </w:r>
+          </w:p>
+        </w:tc>
+      </w:tr>
+      <w:tr>
+        <w:tc>
+          <w:tcPr>
+            <w:tcW w:w="9026" w:type="dxa"/>
+            <w:tcBorders>
+              <w:top w:val="none" w:sz="0" w:space="0" w:color="FFFFFF"/>
+              <w:left w:val="none" w:sz="0" w:space="0" w:color="FFFFFF"/>
+              <w:bottom w:val="none" w:sz="0" w:space="0" w:color="FFFFFF"/>
+              <w:right w:val="none" w:sz="0" w:space="0" w:color="FFFFFF"/>
+            </w:tcBorders>
+            <w:shd w:val="clear" w:color="auto" w:fill="F2F2F2"/>
+            <w:tcMar>
+              <w:top w:w="0" w:type="dxa"/>
+              <w:left w:w="200" w:type="dxa"/>
+              <w:bottom w:w="0" w:type="dxa"/>
+              <w:right w:w="200" w:type="dxa"/>
+            </w:tcMar>
+          </w:tcPr>
+          <w:p>
+            <w:pPr>
+              <w:ind w:left="360"/>
+            </w:pPr>
+            <w:r>
+              <w:rPr>
+                <w:rFonts w:ascii="Courier New" w:eastAsia="Courier New" w:hAnsi="Courier New" w:cs="Courier New"/>
+                <w:color w:val="1A1A2E"/>
+                <w:sz w:val="18"/>
+                <w:szCs w:val="18"/>
+              </w:rPr>
+              <w:t xml:space="preserve">        </w:t>
             </w:r>
             <w:proofErr w:type="spellStart"/>
             <w:r>
@@ -10000,7 +10670,7 @@
                 <w:sz w:val="18"/>
                 <w:szCs w:val="18"/>
               </w:rPr>
-              <w:t>kv_name</w:t>
+              <w:t>f'fs.azure.account.oauth.provider.type</w:t>
             </w:r>
             <w:proofErr w:type="spellEnd"/>
             <w:r>
@@ -10010,475 +10680,6 @@
                 <w:sz w:val="18"/>
                 <w:szCs w:val="18"/>
               </w:rPr>
-              <w:t xml:space="preserve">, </w:t>
-            </w:r>
-            <w:proofErr w:type="spellStart"/>
-            <w:r>
-              <w:rPr>
-                <w:rFonts w:ascii="Courier New" w:eastAsia="Courier New" w:hAnsi="Courier New" w:cs="Courier New"/>
-                <w:color w:val="1A1A2E"/>
-                <w:sz w:val="18"/>
-                <w:szCs w:val="18"/>
-              </w:rPr>
-              <w:t>secret_tenant</w:t>
-            </w:r>
-            <w:proofErr w:type="spellEnd"/>
-            <w:r>
-              <w:rPr>
-                <w:rFonts w:ascii="Courier New" w:eastAsia="Courier New" w:hAnsi="Courier New" w:cs="Courier New"/>
-                <w:color w:val="1A1A2E"/>
-                <w:sz w:val="18"/>
-                <w:szCs w:val="18"/>
-              </w:rPr>
-              <w:t>)</w:t>
-            </w:r>
-          </w:p>
-        </w:tc>
-      </w:tr>
-      <w:tr>
-        <w:tc>
-          <w:tcPr>
-            <w:tcW w:w="9026" w:type="dxa"/>
-            <w:tcBorders>
-              <w:top w:val="none" w:sz="0" w:space="0" w:color="FFFFFF"/>
-              <w:left w:val="none" w:sz="0" w:space="0" w:color="FFFFFF"/>
-              <w:bottom w:val="none" w:sz="0" w:space="0" w:color="FFFFFF"/>
-              <w:right w:val="none" w:sz="0" w:space="0" w:color="FFFFFF"/>
-            </w:tcBorders>
-            <w:shd w:val="clear" w:color="auto" w:fill="F2F2F2"/>
-            <w:tcMar>
-              <w:top w:w="0" w:type="dxa"/>
-              <w:left w:w="200" w:type="dxa"/>
-              <w:bottom w:w="0" w:type="dxa"/>
-              <w:right w:w="200" w:type="dxa"/>
-            </w:tcMar>
-          </w:tcPr>
-          <w:p>
-            <w:pPr>
-              <w:ind w:left="360"/>
-            </w:pPr>
-            <w:r>
-              <w:rPr>
-                <w:rFonts w:ascii="Courier New" w:eastAsia="Courier New" w:hAnsi="Courier New" w:cs="Courier New"/>
-                <w:color w:val="1A1A2E"/>
-                <w:sz w:val="18"/>
-                <w:szCs w:val="18"/>
-              </w:rPr>
-              <w:t xml:space="preserve">    </w:t>
-            </w:r>
-            <w:proofErr w:type="spellStart"/>
-            <w:r>
-              <w:rPr>
-                <w:rFonts w:ascii="Courier New" w:eastAsia="Courier New" w:hAnsi="Courier New" w:cs="Courier New"/>
-                <w:color w:val="1A1A2E"/>
-                <w:sz w:val="18"/>
-                <w:szCs w:val="18"/>
-              </w:rPr>
-              <w:t>client_id</w:t>
-            </w:r>
-            <w:proofErr w:type="spellEnd"/>
-            <w:r>
-              <w:rPr>
-                <w:rFonts w:ascii="Courier New" w:eastAsia="Courier New" w:hAnsi="Courier New" w:cs="Courier New"/>
-                <w:color w:val="1A1A2E"/>
-                <w:sz w:val="18"/>
-                <w:szCs w:val="18"/>
-              </w:rPr>
-              <w:t xml:space="preserve">     = </w:t>
-            </w:r>
-            <w:proofErr w:type="spellStart"/>
-            <w:r>
-              <w:rPr>
-                <w:rFonts w:ascii="Courier New" w:eastAsia="Courier New" w:hAnsi="Courier New" w:cs="Courier New"/>
-                <w:color w:val="1A1A2E"/>
-                <w:sz w:val="18"/>
-                <w:szCs w:val="18"/>
-              </w:rPr>
-              <w:t>mssparkutils.credentials.getSecret</w:t>
-            </w:r>
-            <w:proofErr w:type="spellEnd"/>
-            <w:r>
-              <w:rPr>
-                <w:rFonts w:ascii="Courier New" w:eastAsia="Courier New" w:hAnsi="Courier New" w:cs="Courier New"/>
-                <w:color w:val="1A1A2E"/>
-                <w:sz w:val="18"/>
-                <w:szCs w:val="18"/>
-              </w:rPr>
-              <w:t>(</w:t>
-            </w:r>
-            <w:proofErr w:type="spellStart"/>
-            <w:r>
-              <w:rPr>
-                <w:rFonts w:ascii="Courier New" w:eastAsia="Courier New" w:hAnsi="Courier New" w:cs="Courier New"/>
-                <w:color w:val="1A1A2E"/>
-                <w:sz w:val="18"/>
-                <w:szCs w:val="18"/>
-              </w:rPr>
-              <w:t>kv_name</w:t>
-            </w:r>
-            <w:proofErr w:type="spellEnd"/>
-            <w:r>
-              <w:rPr>
-                <w:rFonts w:ascii="Courier New" w:eastAsia="Courier New" w:hAnsi="Courier New" w:cs="Courier New"/>
-                <w:color w:val="1A1A2E"/>
-                <w:sz w:val="18"/>
-                <w:szCs w:val="18"/>
-              </w:rPr>
-              <w:t xml:space="preserve">, </w:t>
-            </w:r>
-            <w:proofErr w:type="spellStart"/>
-            <w:r>
-              <w:rPr>
-                <w:rFonts w:ascii="Courier New" w:eastAsia="Courier New" w:hAnsi="Courier New" w:cs="Courier New"/>
-                <w:color w:val="1A1A2E"/>
-                <w:sz w:val="18"/>
-                <w:szCs w:val="18"/>
-              </w:rPr>
-              <w:t>secret_client_id</w:t>
-            </w:r>
-            <w:proofErr w:type="spellEnd"/>
-            <w:r>
-              <w:rPr>
-                <w:rFonts w:ascii="Courier New" w:eastAsia="Courier New" w:hAnsi="Courier New" w:cs="Courier New"/>
-                <w:color w:val="1A1A2E"/>
-                <w:sz w:val="18"/>
-                <w:szCs w:val="18"/>
-              </w:rPr>
-              <w:t>)</w:t>
-            </w:r>
-          </w:p>
-        </w:tc>
-      </w:tr>
-      <w:tr>
-        <w:tc>
-          <w:tcPr>
-            <w:tcW w:w="9026" w:type="dxa"/>
-            <w:tcBorders>
-              <w:top w:val="none" w:sz="0" w:space="0" w:color="FFFFFF"/>
-              <w:left w:val="none" w:sz="0" w:space="0" w:color="FFFFFF"/>
-              <w:bottom w:val="none" w:sz="0" w:space="0" w:color="FFFFFF"/>
-              <w:right w:val="none" w:sz="0" w:space="0" w:color="FFFFFF"/>
-            </w:tcBorders>
-            <w:shd w:val="clear" w:color="auto" w:fill="F2F2F2"/>
-            <w:tcMar>
-              <w:top w:w="0" w:type="dxa"/>
-              <w:left w:w="200" w:type="dxa"/>
-              <w:bottom w:w="0" w:type="dxa"/>
-              <w:right w:w="200" w:type="dxa"/>
-            </w:tcMar>
-          </w:tcPr>
-          <w:p>
-            <w:pPr>
-              <w:ind w:left="360"/>
-            </w:pPr>
-            <w:r>
-              <w:rPr>
-                <w:rFonts w:ascii="Courier New" w:eastAsia="Courier New" w:hAnsi="Courier New" w:cs="Courier New"/>
-                <w:color w:val="1A1A2E"/>
-                <w:sz w:val="18"/>
-                <w:szCs w:val="18"/>
-              </w:rPr>
-              <w:t xml:space="preserve">    </w:t>
-            </w:r>
-            <w:proofErr w:type="spellStart"/>
-            <w:r>
-              <w:rPr>
-                <w:rFonts w:ascii="Courier New" w:eastAsia="Courier New" w:hAnsi="Courier New" w:cs="Courier New"/>
-                <w:color w:val="1A1A2E"/>
-                <w:sz w:val="18"/>
-                <w:szCs w:val="18"/>
-              </w:rPr>
-              <w:t>client_secret</w:t>
-            </w:r>
-            <w:proofErr w:type="spellEnd"/>
-            <w:r>
-              <w:rPr>
-                <w:rFonts w:ascii="Courier New" w:eastAsia="Courier New" w:hAnsi="Courier New" w:cs="Courier New"/>
-                <w:color w:val="1A1A2E"/>
-                <w:sz w:val="18"/>
-                <w:szCs w:val="18"/>
-              </w:rPr>
-              <w:t xml:space="preserve"> = </w:t>
-            </w:r>
-            <w:proofErr w:type="spellStart"/>
-            <w:r>
-              <w:rPr>
-                <w:rFonts w:ascii="Courier New" w:eastAsia="Courier New" w:hAnsi="Courier New" w:cs="Courier New"/>
-                <w:color w:val="1A1A2E"/>
-                <w:sz w:val="18"/>
-                <w:szCs w:val="18"/>
-              </w:rPr>
-              <w:t>mssparkutils.credentials.getSecret</w:t>
-            </w:r>
-            <w:proofErr w:type="spellEnd"/>
-            <w:r>
-              <w:rPr>
-                <w:rFonts w:ascii="Courier New" w:eastAsia="Courier New" w:hAnsi="Courier New" w:cs="Courier New"/>
-                <w:color w:val="1A1A2E"/>
-                <w:sz w:val="18"/>
-                <w:szCs w:val="18"/>
-              </w:rPr>
-              <w:t>(</w:t>
-            </w:r>
-            <w:proofErr w:type="spellStart"/>
-            <w:r>
-              <w:rPr>
-                <w:rFonts w:ascii="Courier New" w:eastAsia="Courier New" w:hAnsi="Courier New" w:cs="Courier New"/>
-                <w:color w:val="1A1A2E"/>
-                <w:sz w:val="18"/>
-                <w:szCs w:val="18"/>
-              </w:rPr>
-              <w:t>kv_name</w:t>
-            </w:r>
-            <w:proofErr w:type="spellEnd"/>
-            <w:r>
-              <w:rPr>
-                <w:rFonts w:ascii="Courier New" w:eastAsia="Courier New" w:hAnsi="Courier New" w:cs="Courier New"/>
-                <w:color w:val="1A1A2E"/>
-                <w:sz w:val="18"/>
-                <w:szCs w:val="18"/>
-              </w:rPr>
-              <w:t xml:space="preserve">, </w:t>
-            </w:r>
-            <w:proofErr w:type="spellStart"/>
-            <w:r>
-              <w:rPr>
-                <w:rFonts w:ascii="Courier New" w:eastAsia="Courier New" w:hAnsi="Courier New" w:cs="Courier New"/>
-                <w:color w:val="1A1A2E"/>
-                <w:sz w:val="18"/>
-                <w:szCs w:val="18"/>
-              </w:rPr>
-              <w:t>secret_client_secret</w:t>
-            </w:r>
-            <w:proofErr w:type="spellEnd"/>
-            <w:r>
-              <w:rPr>
-                <w:rFonts w:ascii="Courier New" w:eastAsia="Courier New" w:hAnsi="Courier New" w:cs="Courier New"/>
-                <w:color w:val="1A1A2E"/>
-                <w:sz w:val="18"/>
-                <w:szCs w:val="18"/>
-              </w:rPr>
-              <w:t>)</w:t>
-            </w:r>
-          </w:p>
-        </w:tc>
-      </w:tr>
-      <w:tr>
-        <w:tc>
-          <w:tcPr>
-            <w:tcW w:w="9026" w:type="dxa"/>
-            <w:tcBorders>
-              <w:top w:val="none" w:sz="0" w:space="0" w:color="FFFFFF"/>
-              <w:left w:val="none" w:sz="0" w:space="0" w:color="FFFFFF"/>
-              <w:bottom w:val="none" w:sz="0" w:space="0" w:color="FFFFFF"/>
-              <w:right w:val="none" w:sz="0" w:space="0" w:color="FFFFFF"/>
-            </w:tcBorders>
-            <w:shd w:val="clear" w:color="auto" w:fill="F2F2F2"/>
-            <w:tcMar>
-              <w:top w:w="0" w:type="dxa"/>
-              <w:left w:w="200" w:type="dxa"/>
-              <w:bottom w:w="0" w:type="dxa"/>
-              <w:right w:w="200" w:type="dxa"/>
-            </w:tcMar>
-          </w:tcPr>
-          <w:p>
-            <w:pPr>
-              <w:ind w:left="360"/>
-            </w:pPr>
-          </w:p>
-        </w:tc>
-      </w:tr>
-      <w:tr>
-        <w:tc>
-          <w:tcPr>
-            <w:tcW w:w="9026" w:type="dxa"/>
-            <w:tcBorders>
-              <w:top w:val="none" w:sz="0" w:space="0" w:color="FFFFFF"/>
-              <w:left w:val="none" w:sz="0" w:space="0" w:color="FFFFFF"/>
-              <w:bottom w:val="none" w:sz="0" w:space="0" w:color="FFFFFF"/>
-              <w:right w:val="none" w:sz="0" w:space="0" w:color="FFFFFF"/>
-            </w:tcBorders>
-            <w:shd w:val="clear" w:color="auto" w:fill="F2F2F2"/>
-            <w:tcMar>
-              <w:top w:w="0" w:type="dxa"/>
-              <w:left w:w="200" w:type="dxa"/>
-              <w:bottom w:w="0" w:type="dxa"/>
-              <w:right w:w="200" w:type="dxa"/>
-            </w:tcMar>
-          </w:tcPr>
-          <w:p>
-            <w:pPr>
-              <w:ind w:left="360"/>
-            </w:pPr>
-            <w:r>
-              <w:rPr>
-                <w:rFonts w:ascii="Courier New" w:eastAsia="Courier New" w:hAnsi="Courier New" w:cs="Courier New"/>
-                <w:color w:val="1A1A2E"/>
-                <w:sz w:val="18"/>
-                <w:szCs w:val="18"/>
-              </w:rPr>
-              <w:t xml:space="preserve">    endpoint = f'{</w:t>
-            </w:r>
-            <w:proofErr w:type="spellStart"/>
-            <w:r>
-              <w:rPr>
-                <w:rFonts w:ascii="Courier New" w:eastAsia="Courier New" w:hAnsi="Courier New" w:cs="Courier New"/>
-                <w:color w:val="1A1A2E"/>
-                <w:sz w:val="18"/>
-                <w:szCs w:val="18"/>
-              </w:rPr>
-              <w:t>storage_account</w:t>
-            </w:r>
-            <w:proofErr w:type="spellEnd"/>
-            <w:r>
-              <w:rPr>
-                <w:rFonts w:ascii="Courier New" w:eastAsia="Courier New" w:hAnsi="Courier New" w:cs="Courier New"/>
-                <w:color w:val="1A1A2E"/>
-                <w:sz w:val="18"/>
-                <w:szCs w:val="18"/>
-              </w:rPr>
-              <w:t>}.dfs.core.windows.net'</w:t>
-            </w:r>
-          </w:p>
-        </w:tc>
-      </w:tr>
-      <w:tr>
-        <w:tc>
-          <w:tcPr>
-            <w:tcW w:w="9026" w:type="dxa"/>
-            <w:tcBorders>
-              <w:top w:val="none" w:sz="0" w:space="0" w:color="FFFFFF"/>
-              <w:left w:val="none" w:sz="0" w:space="0" w:color="FFFFFF"/>
-              <w:bottom w:val="none" w:sz="0" w:space="0" w:color="FFFFFF"/>
-              <w:right w:val="none" w:sz="0" w:space="0" w:color="FFFFFF"/>
-            </w:tcBorders>
-            <w:shd w:val="clear" w:color="auto" w:fill="F2F2F2"/>
-            <w:tcMar>
-              <w:top w:w="0" w:type="dxa"/>
-              <w:left w:w="200" w:type="dxa"/>
-              <w:bottom w:w="0" w:type="dxa"/>
-              <w:right w:w="200" w:type="dxa"/>
-            </w:tcMar>
-          </w:tcPr>
-          <w:p>
-            <w:pPr>
-              <w:ind w:left="360"/>
-            </w:pPr>
-            <w:r>
-              <w:rPr>
-                <w:rFonts w:ascii="Courier New" w:eastAsia="Courier New" w:hAnsi="Courier New" w:cs="Courier New"/>
-                <w:color w:val="1A1A2E"/>
-                <w:sz w:val="18"/>
-                <w:szCs w:val="18"/>
-              </w:rPr>
-              <w:t xml:space="preserve">    configs  = {</w:t>
-            </w:r>
-          </w:p>
-        </w:tc>
-      </w:tr>
-      <w:tr>
-        <w:tc>
-          <w:tcPr>
-            <w:tcW w:w="9026" w:type="dxa"/>
-            <w:tcBorders>
-              <w:top w:val="none" w:sz="0" w:space="0" w:color="FFFFFF"/>
-              <w:left w:val="none" w:sz="0" w:space="0" w:color="FFFFFF"/>
-              <w:bottom w:val="none" w:sz="0" w:space="0" w:color="FFFFFF"/>
-              <w:right w:val="none" w:sz="0" w:space="0" w:color="FFFFFF"/>
-            </w:tcBorders>
-            <w:shd w:val="clear" w:color="auto" w:fill="F2F2F2"/>
-            <w:tcMar>
-              <w:top w:w="0" w:type="dxa"/>
-              <w:left w:w="200" w:type="dxa"/>
-              <w:bottom w:w="0" w:type="dxa"/>
-              <w:right w:w="200" w:type="dxa"/>
-            </w:tcMar>
-          </w:tcPr>
-          <w:p>
-            <w:pPr>
-              <w:ind w:left="360"/>
-            </w:pPr>
-            <w:r>
-              <w:rPr>
-                <w:rFonts w:ascii="Courier New" w:eastAsia="Courier New" w:hAnsi="Courier New" w:cs="Courier New"/>
-                <w:color w:val="1A1A2E"/>
-                <w:sz w:val="18"/>
-                <w:szCs w:val="18"/>
-              </w:rPr>
-              <w:t xml:space="preserve">        </w:t>
-            </w:r>
-            <w:proofErr w:type="spellStart"/>
-            <w:r>
-              <w:rPr>
-                <w:rFonts w:ascii="Courier New" w:eastAsia="Courier New" w:hAnsi="Courier New" w:cs="Courier New"/>
-                <w:color w:val="1A1A2E"/>
-                <w:sz w:val="18"/>
-                <w:szCs w:val="18"/>
-              </w:rPr>
-              <w:t>f'fs.azure.account.auth.type</w:t>
-            </w:r>
-            <w:proofErr w:type="spellEnd"/>
-            <w:r>
-              <w:rPr>
-                <w:rFonts w:ascii="Courier New" w:eastAsia="Courier New" w:hAnsi="Courier New" w:cs="Courier New"/>
-                <w:color w:val="1A1A2E"/>
-                <w:sz w:val="18"/>
-                <w:szCs w:val="18"/>
-              </w:rPr>
-              <w:t>.{endpoint}'            : 'OAuth',</w:t>
-            </w:r>
-          </w:p>
-        </w:tc>
-      </w:tr>
-      <w:tr>
-        <w:tc>
-          <w:tcPr>
-            <w:tcW w:w="9026" w:type="dxa"/>
-            <w:tcBorders>
-              <w:top w:val="none" w:sz="0" w:space="0" w:color="FFFFFF"/>
-              <w:left w:val="none" w:sz="0" w:space="0" w:color="FFFFFF"/>
-              <w:bottom w:val="none" w:sz="0" w:space="0" w:color="FFFFFF"/>
-              <w:right w:val="none" w:sz="0" w:space="0" w:color="FFFFFF"/>
-            </w:tcBorders>
-            <w:shd w:val="clear" w:color="auto" w:fill="F2F2F2"/>
-            <w:tcMar>
-              <w:top w:w="0" w:type="dxa"/>
-              <w:left w:w="200" w:type="dxa"/>
-              <w:bottom w:w="0" w:type="dxa"/>
-              <w:right w:w="200" w:type="dxa"/>
-            </w:tcMar>
-          </w:tcPr>
-          <w:p>
-            <w:pPr>
-              <w:ind w:left="360"/>
-            </w:pPr>
-            <w:r>
-              <w:rPr>
-                <w:rFonts w:ascii="Courier New" w:eastAsia="Courier New" w:hAnsi="Courier New" w:cs="Courier New"/>
-                <w:color w:val="1A1A2E"/>
-                <w:sz w:val="18"/>
-                <w:szCs w:val="18"/>
-              </w:rPr>
-              <w:t xml:space="preserve">        </w:t>
-            </w:r>
-            <w:proofErr w:type="spellStart"/>
-            <w:r>
-              <w:rPr>
-                <w:rFonts w:ascii="Courier New" w:eastAsia="Courier New" w:hAnsi="Courier New" w:cs="Courier New"/>
-                <w:color w:val="1A1A2E"/>
-                <w:sz w:val="18"/>
-                <w:szCs w:val="18"/>
-              </w:rPr>
-              <w:t>f'fs.azure.account.oauth.provider.type</w:t>
-            </w:r>
-            <w:proofErr w:type="spellEnd"/>
-            <w:r>
-              <w:rPr>
-                <w:rFonts w:ascii="Courier New" w:eastAsia="Courier New" w:hAnsi="Courier New" w:cs="Courier New"/>
-                <w:color w:val="1A1A2E"/>
-                <w:sz w:val="18"/>
-                <w:szCs w:val="18"/>
-              </w:rPr>
               <w:t xml:space="preserve">.{endpoint}'  : </w:t>
             </w:r>
           </w:p>
@@ -10523,7 +10724,7 @@
                 <w:sz w:val="18"/>
                 <w:szCs w:val="18"/>
               </w:rPr>
-              <w:t>org</w:t>
+              <w:t>org.apache</w:t>
             </w:r>
             <w:proofErr w:type="gramEnd"/>
             <w:r>
@@ -10533,7 +10734,27 @@
                 <w:sz w:val="18"/>
                 <w:szCs w:val="18"/>
               </w:rPr>
-              <w:t>.apache.hadoop.fs.azurebfs.oauth2.ClientCredsTokenProvider',</w:t>
+              <w:t>.hadoop.</w:t>
+            </w:r>
+            <w:proofErr w:type="gramStart"/>
+            <w:r>
+              <w:rPr>
+                <w:rFonts w:ascii="Courier New" w:eastAsia="Courier New" w:hAnsi="Courier New" w:cs="Courier New"/>
+                <w:color w:val="1A1A2E"/>
+                <w:sz w:val="18"/>
+                <w:szCs w:val="18"/>
+              </w:rPr>
+              <w:t>fs.azurebfs</w:t>
+            </w:r>
+            <w:proofErr w:type="gramEnd"/>
+            <w:r>
+              <w:rPr>
+                <w:rFonts w:ascii="Courier New" w:eastAsia="Courier New" w:hAnsi="Courier New" w:cs="Courier New"/>
+                <w:color w:val="1A1A2E"/>
+                <w:sz w:val="18"/>
+                <w:szCs w:val="18"/>
+              </w:rPr>
+              <w:t>.oauth2.ClientCredsTokenProvider',</w:t>
             </w:r>
           </w:p>
         </w:tc>
@@ -11368,7 +11589,27 @@
                 <w:sz w:val="18"/>
                 <w:szCs w:val="18"/>
               </w:rPr>
-              <w:t xml:space="preserve">    arguments = { 'table_name': 'sales', '</w:t>
+              <w:t xml:space="preserve">    arguments = { '</w:t>
+            </w:r>
+            <w:proofErr w:type="spellStart"/>
+            <w:r>
+              <w:rPr>
+                <w:rFonts w:ascii="Courier New" w:eastAsia="Courier New" w:hAnsi="Courier New" w:cs="Courier New"/>
+                <w:color w:val="1A1A2E"/>
+                <w:sz w:val="18"/>
+                <w:szCs w:val="18"/>
+              </w:rPr>
+              <w:t>table_name</w:t>
+            </w:r>
+            <w:proofErr w:type="spellEnd"/>
+            <w:r>
+              <w:rPr>
+                <w:rFonts w:ascii="Courier New" w:eastAsia="Courier New" w:hAnsi="Courier New" w:cs="Courier New"/>
+                <w:color w:val="1A1A2E"/>
+                <w:sz w:val="18"/>
+                <w:szCs w:val="18"/>
+              </w:rPr>
+              <w:t>': 'sales', '</w:t>
             </w:r>
             <w:proofErr w:type="spellStart"/>
             <w:r>
@@ -12139,14 +12380,25 @@
               <w:t>_sec</w:t>
             </w:r>
             <w:proofErr w:type="spellEnd"/>
-            <w:r>
-              <w:rPr>
-                <w:rFonts w:ascii="Courier New" w:eastAsia="Courier New" w:hAnsi="Courier New" w:cs="Courier New"/>
-                <w:color w:val="1A1A2E"/>
-                <w:sz w:val="18"/>
-                <w:szCs w:val="18"/>
-              </w:rPr>
-              <w:t>'  : 45</w:t>
+            <w:proofErr w:type="gramStart"/>
+            <w:r>
+              <w:rPr>
+                <w:rFonts w:ascii="Courier New" w:eastAsia="Courier New" w:hAnsi="Courier New" w:cs="Courier New"/>
+                <w:color w:val="1A1A2E"/>
+                <w:sz w:val="18"/>
+                <w:szCs w:val="18"/>
+              </w:rPr>
+              <w:t>'  :</w:t>
+            </w:r>
+            <w:proofErr w:type="gramEnd"/>
+            <w:r>
+              <w:rPr>
+                <w:rFonts w:ascii="Courier New" w:eastAsia="Courier New" w:hAnsi="Courier New" w:cs="Courier New"/>
+                <w:color w:val="1A1A2E"/>
+                <w:sz w:val="18"/>
+                <w:szCs w:val="18"/>
+              </w:rPr>
+              <w:t xml:space="preserve"> 45</w:t>
             </w:r>
           </w:p>
         </w:tc>
@@ -12236,12 +12488,6 @@
         <w:gridCol w:w="3226"/>
       </w:tblGrid>
       <w:tr>
-        <w:tblPrEx>
-          <w:tblCellMar>
-            <w:top w:w="0" w:type="dxa"/>
-            <w:bottom w:w="0" w:type="dxa"/>
-          </w:tblCellMar>
-        </w:tblPrEx>
         <w:trPr>
           <w:tblHeader/>
         </w:trPr>
@@ -12337,12 +12583,6 @@
         </w:tc>
       </w:tr>
       <w:tr>
-        <w:tblPrEx>
-          <w:tblCellMar>
-            <w:top w:w="0" w:type="dxa"/>
-            <w:bottom w:w="0" w:type="dxa"/>
-          </w:tblCellMar>
-        </w:tblPrEx>
         <w:tc>
           <w:tcPr>
             <w:tcW w:w="800" w:type="dxa"/>
@@ -12405,7 +12645,25 @@
                 <w:sz w:val="20"/>
                 <w:szCs w:val="20"/>
               </w:rPr>
-              <w:t xml:space="preserve"> DataFrame Operations</w:t>
+              <w:t xml:space="preserve"> </w:t>
+            </w:r>
+            <w:proofErr w:type="spellStart"/>
+            <w:r>
+              <w:rPr>
+                <w:color w:val="000000"/>
+                <w:sz w:val="20"/>
+                <w:szCs w:val="20"/>
+              </w:rPr>
+              <w:t>DataFrame</w:t>
+            </w:r>
+            <w:proofErr w:type="spellEnd"/>
+            <w:r>
+              <w:rPr>
+                <w:color w:val="000000"/>
+                <w:sz w:val="20"/>
+                <w:szCs w:val="20"/>
+              </w:rPr>
+              <w:t xml:space="preserve"> Operations</w:t>
             </w:r>
           </w:p>
         </w:tc>
@@ -12439,12 +12697,6 @@
         </w:tc>
       </w:tr>
       <w:tr>
-        <w:tblPrEx>
-          <w:tblCellMar>
-            <w:top w:w="0" w:type="dxa"/>
-            <w:bottom w:w="0" w:type="dxa"/>
-          </w:tblCellMar>
-        </w:tblPrEx>
         <w:tc>
           <w:tcPr>
             <w:tcW w:w="800" w:type="dxa"/>
@@ -12531,12 +12783,6 @@
         </w:tc>
       </w:tr>
       <w:tr>
-        <w:tblPrEx>
-          <w:tblCellMar>
-            <w:top w:w="0" w:type="dxa"/>
-            <w:bottom w:w="0" w:type="dxa"/>
-          </w:tblCellMar>
-        </w:tblPrEx>
         <w:tc>
           <w:tcPr>
             <w:tcW w:w="800" w:type="dxa"/>
@@ -12623,12 +12869,6 @@
         </w:tc>
       </w:tr>
       <w:tr>
-        <w:tblPrEx>
-          <w:tblCellMar>
-            <w:top w:w="0" w:type="dxa"/>
-            <w:bottom w:w="0" w:type="dxa"/>
-          </w:tblCellMar>
-        </w:tblPrEx>
         <w:tc>
           <w:tcPr>
             <w:tcW w:w="800" w:type="dxa"/>
@@ -12715,12 +12955,6 @@
         </w:tc>
       </w:tr>
       <w:tr>
-        <w:tblPrEx>
-          <w:tblCellMar>
-            <w:top w:w="0" w:type="dxa"/>
-            <w:bottom w:w="0" w:type="dxa"/>
-          </w:tblCellMar>
-        </w:tblPrEx>
         <w:tc>
           <w:tcPr>
             <w:tcW w:w="800" w:type="dxa"/>
@@ -12807,12 +13041,6 @@
         </w:tc>
       </w:tr>
       <w:tr>
-        <w:tblPrEx>
-          <w:tblCellMar>
-            <w:top w:w="0" w:type="dxa"/>
-            <w:bottom w:w="0" w:type="dxa"/>
-          </w:tblCellMar>
-        </w:tblPrEx>
         <w:tc>
           <w:tcPr>
             <w:tcW w:w="800" w:type="dxa"/>
@@ -12899,12 +13127,6 @@
         </w:tc>
       </w:tr>
       <w:tr>
-        <w:tblPrEx>
-          <w:tblCellMar>
-            <w:top w:w="0" w:type="dxa"/>
-            <w:bottom w:w="0" w:type="dxa"/>
-          </w:tblCellMar>
-        </w:tblPrEx>
         <w:tc>
           <w:tcPr>
             <w:tcW w:w="800" w:type="dxa"/>
@@ -12991,12 +13213,6 @@
         </w:tc>
       </w:tr>
       <w:tr>
-        <w:tblPrEx>
-          <w:tblCellMar>
-            <w:top w:w="0" w:type="dxa"/>
-            <w:bottom w:w="0" w:type="dxa"/>
-          </w:tblCellMar>
-        </w:tblPrEx>
         <w:tc>
           <w:tcPr>
             <w:tcW w:w="800" w:type="dxa"/>
@@ -13083,12 +13299,6 @@
         </w:tc>
       </w:tr>
       <w:tr>
-        <w:tblPrEx>
-          <w:tblCellMar>
-            <w:top w:w="0" w:type="dxa"/>
-            <w:bottom w:w="0" w:type="dxa"/>
-          </w:tblCellMar>
-        </w:tblPrEx>
         <w:tc>
           <w:tcPr>
             <w:tcW w:w="800" w:type="dxa"/>
@@ -13175,12 +13385,6 @@
         </w:tc>
       </w:tr>
       <w:tr>
-        <w:tblPrEx>
-          <w:tblCellMar>
-            <w:top w:w="0" w:type="dxa"/>
-            <w:bottom w:w="0" w:type="dxa"/>
-          </w:tblCellMar>
-        </w:tblPrEx>
         <w:tc>
           <w:tcPr>
             <w:tcW w:w="800" w:type="dxa"/>
@@ -14150,6 +14354,7 @@
   <w:style w:type="character" w:default="1" w:styleId="DefaultParagraphFont">
     <w:name w:val="Default Paragraph Font"/>
     <w:uiPriority w:val="1"/>
+    <w:semiHidden/>
     <w:unhideWhenUsed/>
   </w:style>
   <w:style w:type="table" w:default="1" w:styleId="TableNormal">
